--- a/protocols/3_FRET_assay.docx
+++ b/protocols/3_FRET_assay.docx
@@ -28,326 +28,330 @@
     <w:p>
       <w:pPr>
         <w:rPr>
-          <w:rFonts w:ascii="Arial" w:hAnsi="Arial" w:cs="Arial"/>
-          <w:sz w:val="22"/>
-          <w:szCs w:val="22"/>
-          <w:lang w:val="nl-NL"/>
-        </w:rPr>
-      </w:pPr>
-      <w:r>
-        <w:rPr>
-          <w:rFonts w:ascii="Arial" w:hAnsi="Arial" w:cs="Arial"/>
+          <w:rFonts w:ascii="Arial" w:eastAsia="Arial" w:hAnsi="Arial" w:cs="Arial"/>
+          <w:sz w:val="22"/>
+          <w:szCs w:val="22"/>
+          <w:lang w:val="nl-NL"/>
+        </w:rPr>
+      </w:pPr>
+      <w:r>
+        <w:rPr>
+          <w:rFonts w:ascii="Arial" w:eastAsia="Arial" w:hAnsi="Arial" w:cs="Arial"/>
           <w:b/>
           <w:bCs/>
           <w:sz w:val="22"/>
           <w:szCs w:val="22"/>
           <w:lang w:val="nl-NL"/>
         </w:rPr>
-        <w:t xml:space="preserve">Doel: </w:t>
-      </w:r>
-      <w:r>
-        <w:rPr>
-          <w:rFonts w:ascii="Arial" w:hAnsi="Arial" w:cs="Arial"/>
-          <w:sz w:val="22"/>
-          <w:szCs w:val="22"/>
-          <w:lang w:val="nl-NL"/>
-        </w:rPr>
-        <w:t>Het doel van d</w:t>
-      </w:r>
-      <w:r>
-        <w:rPr>
-          <w:rFonts w:ascii="Arial" w:hAnsi="Arial" w:cs="Arial"/>
-          <w:sz w:val="22"/>
-          <w:szCs w:val="22"/>
-          <w:lang w:val="nl-NL"/>
-        </w:rPr>
-        <w:t>it protocol is het kwantitatief meten van protease activiteit in speeksel met behulp van een FRET assay.</w:t>
-      </w:r>
-    </w:p>
-    <w:p>
-      <w:pPr>
-        <w:rPr>
-          <w:rFonts w:ascii="Arial" w:hAnsi="Arial" w:cs="Arial"/>
-          <w:sz w:val="22"/>
-          <w:szCs w:val="22"/>
-          <w:lang w:val="nl-NL"/>
-        </w:rPr>
-      </w:pPr>
-      <w:r>
-        <w:rPr>
-          <w:rFonts w:ascii="Arial" w:hAnsi="Arial" w:cs="Arial"/>
+        <w:t>Doel:</w:t>
+      </w:r>
+      <w:r>
+        <w:rPr>
+          <w:rFonts w:ascii="Arial" w:eastAsia="Arial" w:hAnsi="Arial" w:cs="Arial"/>
+          <w:sz w:val="22"/>
+          <w:szCs w:val="22"/>
+          <w:lang w:val="nl-NL"/>
+        </w:rPr>
+        <w:t xml:space="preserve"> Het doel van dit protocol is om</w:t>
+      </w:r>
+      <w:r>
+        <w:rPr>
+          <w:rFonts w:ascii="Arial" w:eastAsia="Arial" w:hAnsi="Arial" w:cs="Arial"/>
+          <w:sz w:val="22"/>
+          <w:szCs w:val="22"/>
+          <w:lang w:val="nl-NL"/>
+        </w:rPr>
+        <w:t xml:space="preserve"> de proteolytische activiteit in humaan speeksel te meten met behulp van een FRET peptide substraat. </w:t>
+      </w:r>
+    </w:p>
+    <w:p>
+      <w:pPr>
+        <w:rPr>
+          <w:rFonts w:ascii="Arial" w:eastAsia="Arial" w:hAnsi="Arial" w:cs="Arial"/>
+          <w:sz w:val="22"/>
+          <w:szCs w:val="22"/>
+          <w:lang w:val="nl-NL"/>
+        </w:rPr>
+      </w:pPr>
+    </w:p>
+    <w:p>
+      <w:pPr>
+        <w:rPr>
+          <w:rFonts w:ascii="Arial" w:eastAsia="Arial" w:hAnsi="Arial" w:cs="Arial"/>
+          <w:sz w:val="22"/>
+          <w:szCs w:val="22"/>
+          <w:lang w:val="nl-NL"/>
+        </w:rPr>
+      </w:pPr>
+      <w:r>
+        <w:rPr>
+          <w:rFonts w:ascii="Arial" w:eastAsia="Arial" w:hAnsi="Arial" w:cs="Arial"/>
           <w:b/>
           <w:bCs/>
           <w:sz w:val="22"/>
           <w:szCs w:val="22"/>
           <w:lang w:val="nl-NL"/>
         </w:rPr>
-        <w:t xml:space="preserve">Principe: </w:t>
-      </w:r>
-      <w:r>
-        <w:rPr>
-          <w:rFonts w:ascii="Arial" w:hAnsi="Arial" w:cs="Arial"/>
-          <w:sz w:val="22"/>
-          <w:szCs w:val="22"/>
-          <w:lang w:val="nl-NL"/>
-        </w:rPr>
-        <w:t xml:space="preserve">Een FRET substraat bestaat uit een fluorofore donor en acceptor. FRET substraat geeft geen signaal wanner dit intact is, maar wanneer er sprake is van proteolytische activiteit en er dus een knip plaatsvind, wordt fluorescentie zichtbaar. Dit is te meten als RFU/min en is dus in dit protocol de maat voor protease activiteit. </w:t>
-      </w:r>
-    </w:p>
-    <w:p>
-      <w:pPr>
-        <w:rPr>
-          <w:rFonts w:ascii="Arial" w:hAnsi="Arial" w:cs="Arial"/>
-          <w:sz w:val="22"/>
-          <w:szCs w:val="22"/>
-          <w:lang w:val="nl-NL"/>
-        </w:rPr>
-      </w:pPr>
-    </w:p>
-    <w:p>
-      <w:pPr>
-        <w:rPr>
-          <w:rFonts w:ascii="Arial" w:hAnsi="Arial" w:cs="Arial"/>
+        <w:t>Hypothese:</w:t>
+      </w:r>
+      <w:r>
+        <w:rPr>
+          <w:rFonts w:ascii="Arial" w:eastAsia="Arial" w:hAnsi="Arial" w:cs="Arial"/>
+          <w:sz w:val="22"/>
+          <w:szCs w:val="22"/>
+          <w:lang w:val="nl-NL"/>
+        </w:rPr>
+        <w:t xml:space="preserve"> De verwachting is dat </w:t>
+      </w:r>
+      <w:r>
+        <w:rPr>
+          <w:rFonts w:ascii="Arial" w:eastAsia="Arial" w:hAnsi="Arial" w:cs="Arial"/>
+          <w:sz w:val="22"/>
+          <w:szCs w:val="22"/>
+          <w:lang w:val="nl-NL"/>
+        </w:rPr>
+        <w:t>hoe hoger de gemeten proteolytische activiteit, hoe sterker trypsine protease alfa-amylase afbreekt in speekselmonsters.</w:t>
+      </w:r>
+    </w:p>
+    <w:p>
+      <w:pPr>
+        <w:rPr>
+          <w:rFonts w:ascii="Arial" w:eastAsia="Arial" w:hAnsi="Arial" w:cs="Arial"/>
+          <w:sz w:val="22"/>
+          <w:szCs w:val="22"/>
+          <w:lang w:val="nl-NL"/>
+        </w:rPr>
+      </w:pPr>
+    </w:p>
+    <w:p>
+      <w:pPr>
+        <w:rPr>
+          <w:rFonts w:ascii="Arial" w:eastAsia="Arial" w:hAnsi="Arial" w:cs="Arial"/>
+          <w:sz w:val="22"/>
+          <w:szCs w:val="22"/>
+          <w:lang w:val="nl-NL"/>
+        </w:rPr>
+      </w:pPr>
+      <w:r>
+        <w:rPr>
+          <w:rFonts w:ascii="Arial" w:eastAsia="Arial" w:hAnsi="Arial" w:cs="Arial"/>
           <w:b/>
           <w:bCs/>
           <w:sz w:val="22"/>
           <w:szCs w:val="22"/>
           <w:lang w:val="nl-NL"/>
         </w:rPr>
-      </w:pPr>
-      <w:r>
-        <w:rPr>
-          <w:rFonts w:ascii="Arial" w:hAnsi="Arial" w:cs="Arial"/>
+        <w:t>Principe:</w:t>
+      </w:r>
+      <w:r>
+        <w:rPr>
+          <w:rFonts w:ascii="Arial" w:eastAsia="Arial" w:hAnsi="Arial" w:cs="Arial"/>
+          <w:sz w:val="22"/>
+          <w:szCs w:val="22"/>
+          <w:lang w:val="nl-NL"/>
+        </w:rPr>
+        <w:t xml:space="preserve"> </w:t>
+      </w:r>
+      <w:r>
+        <w:rPr>
+          <w:rFonts w:ascii="Arial" w:eastAsia="Arial" w:hAnsi="Arial" w:cs="Arial"/>
+          <w:sz w:val="22"/>
+          <w:szCs w:val="22"/>
+          <w:lang w:val="nl-NL"/>
+        </w:rPr>
+        <w:t xml:space="preserve">Bij </w:t>
+      </w:r>
+      <w:r>
+        <w:rPr>
+          <w:rFonts w:ascii="Arial" w:eastAsia="Arial" w:hAnsi="Arial" w:cs="Arial"/>
+          <w:sz w:val="22"/>
+          <w:szCs w:val="22"/>
+          <w:lang w:val="nl-NL"/>
+        </w:rPr>
+        <w:t xml:space="preserve">FRET wordt </w:t>
+      </w:r>
+      <w:r>
+        <w:rPr>
+          <w:rFonts w:ascii="Arial" w:eastAsia="Arial" w:hAnsi="Arial" w:cs="Arial"/>
+          <w:sz w:val="22"/>
+          <w:szCs w:val="22"/>
+          <w:lang w:val="nl-NL"/>
+        </w:rPr>
+        <w:t>PEK-054</w:t>
+      </w:r>
+      <w:r>
+        <w:rPr>
+          <w:rFonts w:ascii="Arial" w:eastAsia="Arial" w:hAnsi="Arial" w:cs="Arial"/>
+          <w:sz w:val="22"/>
+          <w:szCs w:val="22"/>
+          <w:lang w:val="nl-NL"/>
+        </w:rPr>
+        <w:t xml:space="preserve"> fluorescerend gelabeld peptide substraat</w:t>
+      </w:r>
+      <w:r>
+        <w:rPr>
+          <w:rFonts w:ascii="Arial" w:eastAsia="Arial" w:hAnsi="Arial" w:cs="Arial"/>
+          <w:sz w:val="22"/>
+          <w:szCs w:val="22"/>
+          <w:lang w:val="nl-NL"/>
+        </w:rPr>
+        <w:t xml:space="preserve"> gebruikt. </w:t>
+      </w:r>
+      <w:r>
+        <w:rPr>
+          <w:rFonts w:ascii="Arial" w:eastAsia="Arial" w:hAnsi="Arial" w:cs="Arial"/>
+          <w:sz w:val="22"/>
+          <w:szCs w:val="22"/>
+          <w:lang w:val="nl-NL"/>
+        </w:rPr>
+        <w:t xml:space="preserve">Dit is een peptide van 20 aminozuren met een fluorescerende donor (FITC) aan de N-terminus en een quencher (KDbc) aan de C-terminus. </w:t>
+      </w:r>
+      <w:r>
+        <w:rPr>
+          <w:rFonts w:ascii="Arial" w:eastAsia="Arial" w:hAnsi="Arial" w:cs="Arial"/>
+          <w:sz w:val="22"/>
+          <w:szCs w:val="22"/>
+          <w:lang w:val="nl-NL"/>
+        </w:rPr>
+        <w:t>I</w:t>
+      </w:r>
+      <w:r>
+        <w:rPr>
+          <w:rFonts w:ascii="Arial" w:eastAsia="Arial" w:hAnsi="Arial" w:cs="Arial"/>
+          <w:sz w:val="22"/>
+          <w:szCs w:val="22"/>
+          <w:lang w:val="nl-NL"/>
+        </w:rPr>
+        <w:t xml:space="preserve">n speeksel </w:t>
+      </w:r>
+      <w:r>
+        <w:rPr>
+          <w:rFonts w:ascii="Arial" w:eastAsia="Arial" w:hAnsi="Arial" w:cs="Arial"/>
+          <w:sz w:val="22"/>
+          <w:szCs w:val="22"/>
+          <w:lang w:val="nl-NL"/>
+        </w:rPr>
+        <w:t xml:space="preserve">wordt </w:t>
+      </w:r>
+      <w:r>
+        <w:rPr>
+          <w:rFonts w:ascii="Arial" w:eastAsia="Arial" w:hAnsi="Arial" w:cs="Arial"/>
+          <w:sz w:val="22"/>
+          <w:szCs w:val="22"/>
+          <w:lang w:val="nl-NL"/>
+        </w:rPr>
+        <w:t xml:space="preserve">de peptide op één van de vele knipplaatsen </w:t>
+      </w:r>
+      <w:r>
+        <w:rPr>
+          <w:rFonts w:ascii="Arial" w:eastAsia="Arial" w:hAnsi="Arial" w:cs="Arial"/>
+          <w:sz w:val="22"/>
+          <w:szCs w:val="22"/>
+          <w:lang w:val="nl-NL"/>
+        </w:rPr>
+        <w:t>gehydrolyseerd</w:t>
+      </w:r>
+      <w:r>
+        <w:rPr>
+          <w:rFonts w:ascii="Arial" w:eastAsia="Arial" w:hAnsi="Arial" w:cs="Arial"/>
+          <w:sz w:val="22"/>
+          <w:szCs w:val="22"/>
+          <w:lang w:val="nl-NL"/>
+        </w:rPr>
+        <w:t xml:space="preserve">, de donor van de quencher </w:t>
+      </w:r>
+      <w:r>
+        <w:rPr>
+          <w:rFonts w:ascii="Arial" w:eastAsia="Arial" w:hAnsi="Arial" w:cs="Arial"/>
+          <w:sz w:val="22"/>
+          <w:szCs w:val="22"/>
+          <w:lang w:val="nl-NL"/>
+        </w:rPr>
+        <w:t xml:space="preserve">wordt </w:t>
+      </w:r>
+      <w:r>
+        <w:rPr>
+          <w:rFonts w:ascii="Arial" w:eastAsia="Arial" w:hAnsi="Arial" w:cs="Arial"/>
+          <w:sz w:val="22"/>
+          <w:szCs w:val="22"/>
+          <w:lang w:val="nl-NL"/>
+        </w:rPr>
+        <w:t>gescheiden. Hierdoor neemt de fluorescentie toe en is deze kinetisch te meten. Het substraat biedt een brede detectie van proteasen en is daarmee geschikt om de algehele proteolytische capaciteit van ongecentrifugeerd en gecentrifugeerd speeksel te meten</w:t>
+      </w:r>
+      <w:r>
+        <w:rPr>
+          <w:rFonts w:ascii="Arial" w:eastAsia="Arial" w:hAnsi="Arial" w:cs="Arial"/>
+          <w:sz w:val="22"/>
+          <w:szCs w:val="22"/>
+          <w:lang w:val="nl-NL"/>
+        </w:rPr>
+        <w:t>.</w:t>
+      </w:r>
+    </w:p>
+    <w:p>
+      <w:pPr>
+        <w:rPr>
+          <w:rFonts w:ascii="Arial" w:eastAsia="Arial" w:hAnsi="Arial" w:cs="Arial"/>
+          <w:sz w:val="22"/>
+          <w:szCs w:val="22"/>
+          <w:lang w:val="nl-NL"/>
+        </w:rPr>
+      </w:pPr>
+    </w:p>
+    <w:p>
+      <w:pPr>
+        <w:rPr>
+          <w:rFonts w:ascii="Arial" w:eastAsia="Arial" w:hAnsi="Arial" w:cs="Arial"/>
           <w:b/>
           <w:bCs/>
           <w:sz w:val="22"/>
           <w:szCs w:val="22"/>
           <w:lang w:val="nl-NL"/>
         </w:rPr>
-        <w:t>Materialen</w:t>
-      </w:r>
-    </w:p>
-    <w:p>
-      <w:pPr>
-        <w:numPr>
-          <w:ilvl w:val="0"/>
-          <w:numId w:val="1"/>
-        </w:numPr>
-        <w:rPr>
-          <w:rFonts w:ascii="Arial" w:hAnsi="Arial" w:cs="Arial"/>
-          <w:sz w:val="22"/>
-          <w:szCs w:val="22"/>
-        </w:rPr>
-      </w:pPr>
-      <w:r>
-        <w:rPr>
-          <w:rFonts w:ascii="Arial" w:hAnsi="Arial" w:cs="Arial"/>
-          <w:sz w:val="22"/>
-          <w:szCs w:val="22"/>
-          <w:lang w:val="nl-NL"/>
-        </w:rPr>
-        <w:t>FRET-peptide substraat</w:t>
-      </w:r>
-      <w:r>
-        <w:rPr>
-          <w:rFonts w:ascii="Arial" w:hAnsi="Arial" w:cs="Arial"/>
-          <w:sz w:val="22"/>
-          <w:szCs w:val="22"/>
-          <w:lang w:val="nl-NL"/>
-        </w:rPr>
-        <w:t xml:space="preserve"> stockoplossing</w:t>
-      </w:r>
-    </w:p>
-    <w:p>
-      <w:pPr>
-        <w:numPr>
-          <w:ilvl w:val="0"/>
-          <w:numId w:val="1"/>
-        </w:numPr>
-        <w:rPr>
-          <w:rFonts w:ascii="Arial" w:hAnsi="Arial" w:cs="Arial"/>
-          <w:sz w:val="22"/>
-          <w:szCs w:val="22"/>
-        </w:rPr>
-      </w:pPr>
-      <w:r>
-        <w:rPr>
-          <w:rFonts w:ascii="Arial" w:hAnsi="Arial" w:cs="Arial"/>
-          <w:sz w:val="22"/>
-          <w:szCs w:val="22"/>
-          <w:lang w:val="nl-NL"/>
-        </w:rPr>
-        <w:t>Zwarte 96 well plate</w:t>
-      </w:r>
-    </w:p>
-    <w:p>
-      <w:pPr>
-        <w:numPr>
-          <w:ilvl w:val="0"/>
-          <w:numId w:val="1"/>
-        </w:numPr>
-        <w:rPr>
-          <w:rFonts w:ascii="Arial" w:hAnsi="Arial" w:cs="Arial"/>
-          <w:sz w:val="22"/>
-          <w:szCs w:val="22"/>
-          <w:lang w:val="nl-NL"/>
-        </w:rPr>
-      </w:pPr>
-      <w:r>
-        <w:rPr>
-          <w:rFonts w:ascii="Arial" w:hAnsi="Arial" w:cs="Arial"/>
-          <w:sz w:val="22"/>
-          <w:szCs w:val="22"/>
-          <w:lang w:val="nl-NL"/>
-        </w:rPr>
-        <w:t>Fluorescent microplate reade</w:t>
-      </w:r>
-      <w:r>
-        <w:rPr>
-          <w:rFonts w:ascii="Arial" w:hAnsi="Arial" w:cs="Arial"/>
-          <w:sz w:val="22"/>
-          <w:szCs w:val="22"/>
-          <w:lang w:val="nl-NL"/>
-        </w:rPr>
-        <w:t>r</w:t>
-      </w:r>
-      <w:r>
-        <w:rPr>
-          <w:rFonts w:ascii="Arial" w:hAnsi="Arial" w:cs="Arial"/>
-          <w:sz w:val="22"/>
-          <w:szCs w:val="22"/>
-          <w:lang w:val="nl-NL"/>
-        </w:rPr>
-        <w:t xml:space="preserve"> (ex 485 nm</w:t>
-      </w:r>
-      <w:r>
-        <w:rPr>
-          <w:rFonts w:ascii="Arial" w:hAnsi="Arial" w:cs="Arial"/>
-          <w:sz w:val="22"/>
-          <w:szCs w:val="22"/>
-          <w:lang w:val="nl-NL"/>
-        </w:rPr>
-        <w:t xml:space="preserve"> / </w:t>
-      </w:r>
-      <w:r>
-        <w:rPr>
-          <w:rFonts w:ascii="Arial" w:hAnsi="Arial" w:cs="Arial"/>
-          <w:sz w:val="22"/>
-          <w:szCs w:val="22"/>
-          <w:lang w:val="nl-NL"/>
-        </w:rPr>
-        <w:t>em 530 nm)</w:t>
-      </w:r>
-    </w:p>
-    <w:p>
-      <w:pPr>
-        <w:numPr>
-          <w:ilvl w:val="0"/>
-          <w:numId w:val="1"/>
-        </w:numPr>
-        <w:rPr>
-          <w:rFonts w:ascii="Arial" w:hAnsi="Arial" w:cs="Arial"/>
-          <w:sz w:val="22"/>
-          <w:szCs w:val="22"/>
-        </w:rPr>
-      </w:pPr>
-      <w:r>
-        <w:rPr>
-          <w:rFonts w:ascii="Arial" w:hAnsi="Arial" w:cs="Arial"/>
-          <w:sz w:val="22"/>
-          <w:szCs w:val="22"/>
-          <w:lang w:val="nl-NL"/>
-        </w:rPr>
-        <w:t>DMSO</w:t>
-      </w:r>
-    </w:p>
-    <w:p>
-      <w:pPr>
-        <w:numPr>
-          <w:ilvl w:val="0"/>
-          <w:numId w:val="1"/>
-        </w:numPr>
-        <w:rPr>
-          <w:rFonts w:ascii="Arial" w:hAnsi="Arial" w:cs="Arial"/>
-          <w:sz w:val="22"/>
-          <w:szCs w:val="22"/>
-        </w:rPr>
-      </w:pPr>
-      <w:r>
-        <w:rPr>
-          <w:rFonts w:ascii="Arial" w:hAnsi="Arial" w:cs="Arial"/>
-          <w:sz w:val="22"/>
-          <w:szCs w:val="22"/>
-          <w:lang w:val="nl-NL"/>
-        </w:rPr>
-        <w:t>Speeksel aliquots</w:t>
-      </w:r>
-    </w:p>
-    <w:p>
-      <w:pPr>
-        <w:numPr>
-          <w:ilvl w:val="0"/>
-          <w:numId w:val="1"/>
-        </w:numPr>
-        <w:rPr>
-          <w:rFonts w:ascii="Arial" w:hAnsi="Arial" w:cs="Arial"/>
-          <w:sz w:val="22"/>
-          <w:szCs w:val="22"/>
-        </w:rPr>
-      </w:pPr>
-      <w:r>
-        <w:rPr>
-          <w:rFonts w:ascii="Arial" w:hAnsi="Arial" w:cs="Arial"/>
-          <w:sz w:val="22"/>
-          <w:szCs w:val="22"/>
-          <w:lang w:val="nl-NL"/>
-        </w:rPr>
-        <w:t xml:space="preserve">Trypsine </w:t>
-      </w:r>
-    </w:p>
-    <w:p>
-      <w:pPr>
-        <w:numPr>
-          <w:ilvl w:val="0"/>
-          <w:numId w:val="1"/>
-        </w:numPr>
-        <w:rPr>
-          <w:rFonts w:ascii="Arial" w:hAnsi="Arial" w:cs="Arial"/>
-          <w:sz w:val="22"/>
-          <w:szCs w:val="22"/>
-        </w:rPr>
-      </w:pPr>
-      <w:r>
-        <w:rPr>
-          <w:rFonts w:ascii="Arial" w:hAnsi="Arial" w:cs="Arial"/>
-          <w:sz w:val="22"/>
-          <w:szCs w:val="22"/>
-          <w:lang w:val="nl-NL"/>
-        </w:rPr>
-        <w:t>Aluminiumfolie</w:t>
-      </w:r>
-    </w:p>
-    <w:p>
-      <w:pPr>
-        <w:rPr>
-          <w:rFonts w:ascii="Arial" w:hAnsi="Arial" w:cs="Arial"/>
-          <w:sz w:val="22"/>
-          <w:szCs w:val="22"/>
-        </w:rPr>
-      </w:pPr>
-    </w:p>
-    <w:p>
-      <w:pPr>
-        <w:rPr>
-          <w:rFonts w:ascii="Arial" w:hAnsi="Arial" w:cs="Arial"/>
+      </w:pPr>
+      <w:r>
+        <w:rPr>
+          <w:rFonts w:ascii="Arial" w:eastAsia="Arial" w:hAnsi="Arial" w:cs="Arial"/>
           <w:b/>
           <w:bCs/>
           <w:sz w:val="22"/>
           <w:szCs w:val="22"/>
           <w:lang w:val="nl-NL"/>
         </w:rPr>
-      </w:pPr>
-      <w:r>
+        <w:t xml:space="preserve">Materiaal &amp; Methode </w:t>
+      </w:r>
+    </w:p>
+    <w:p>
+      <w:pPr>
+        <w:rPr>
+          <w:rFonts w:ascii="Arial" w:hAnsi="Arial" w:cs="Arial"/>
+          <w:sz w:val="22"/>
+          <w:szCs w:val="22"/>
+          <w:lang w:val="nl-NL"/>
+        </w:rPr>
+      </w:pPr>
+      <w:r>
+        <w:rPr>
+          <w:rFonts w:ascii="Arial" w:hAnsi="Arial" w:cs="Arial"/>
+          <w:sz w:val="22"/>
+          <w:szCs w:val="22"/>
+          <w:lang w:val="nl-NL"/>
+        </w:rPr>
+        <w:t>De FRET-assay wordt uitgevoerd met behulp van wetenschappelijke bronnen (zie referenties).</w:t>
+      </w:r>
+    </w:p>
+    <w:p>
+      <w:pPr>
+        <w:rPr>
+          <w:rFonts w:ascii="Arial" w:hAnsi="Arial" w:cs="Arial"/>
+          <w:sz w:val="22"/>
+          <w:szCs w:val="22"/>
+          <w:lang w:val="nl-NL"/>
+        </w:rPr>
+      </w:pPr>
+    </w:p>
+    <w:p>
+      <w:pPr>
         <w:rPr>
           <w:rFonts w:ascii="Arial" w:hAnsi="Arial" w:cs="Arial"/>
           <w:b/>
@@ -356,7 +360,17 @@
           <w:szCs w:val="22"/>
           <w:lang w:val="nl-NL"/>
         </w:rPr>
-        <w:t>Methode</w:t>
+      </w:pPr>
+      <w:r>
+        <w:rPr>
+          <w:rFonts w:ascii="Arial" w:hAnsi="Arial" w:cs="Arial"/>
+          <w:b/>
+          <w:bCs/>
+          <w:sz w:val="22"/>
+          <w:szCs w:val="22"/>
+          <w:lang w:val="nl-NL"/>
+        </w:rPr>
+        <w:t>Materialen</w:t>
       </w:r>
     </w:p>
     <w:p>
@@ -364,96 +378,24 @@
         <w:pStyle w:val="ListParagraph"/>
         <w:numPr>
           <w:ilvl w:val="0"/>
-          <w:numId w:val="4"/>
+          <w:numId w:val="10"/>
         </w:numPr>
-        <w:rPr>
-          <w:rFonts w:ascii="Arial" w:hAnsi="Arial" w:cs="Arial"/>
-          <w:sz w:val="22"/>
-          <w:szCs w:val="22"/>
-          <w:lang w:val="nl-NL"/>
-        </w:rPr>
-      </w:pPr>
-      <w:r>
-        <w:rPr>
-          <w:rFonts w:ascii="Arial" w:hAnsi="Arial" w:cs="Arial"/>
-          <w:sz w:val="22"/>
-          <w:szCs w:val="22"/>
-          <w:lang w:val="nl-NL"/>
-        </w:rPr>
-        <w:t xml:space="preserve">Los </w:t>
-      </w:r>
-      <w:r>
-        <w:rPr>
-          <w:rFonts w:ascii="Arial" w:hAnsi="Arial" w:cs="Arial"/>
-          <w:sz w:val="22"/>
-          <w:szCs w:val="22"/>
-          <w:lang w:val="nl-NL"/>
-        </w:rPr>
-        <w:t xml:space="preserve">het </w:t>
-      </w:r>
-      <w:r>
-        <w:rPr>
-          <w:rFonts w:ascii="Arial" w:hAnsi="Arial" w:cs="Arial"/>
-          <w:sz w:val="22"/>
-          <w:szCs w:val="22"/>
-          <w:lang w:val="nl-NL"/>
-        </w:rPr>
-        <w:t xml:space="preserve">FRET-peptide </w:t>
-      </w:r>
-      <w:r>
-        <w:rPr>
-          <w:rFonts w:ascii="Arial" w:hAnsi="Arial" w:cs="Arial"/>
-          <w:sz w:val="22"/>
-          <w:szCs w:val="22"/>
-          <w:lang w:val="nl-NL"/>
-        </w:rPr>
-        <w:t xml:space="preserve">substraat </w:t>
-      </w:r>
-      <w:r>
-        <w:rPr>
-          <w:rFonts w:ascii="Arial" w:hAnsi="Arial" w:cs="Arial"/>
-          <w:sz w:val="22"/>
-          <w:szCs w:val="22"/>
-          <w:lang w:val="nl-NL"/>
-        </w:rPr>
-        <w:t xml:space="preserve">op in 100% DMSO tot een </w:t>
-      </w:r>
-      <w:r>
-        <w:rPr>
-          <w:rFonts w:ascii="Arial" w:hAnsi="Arial" w:cs="Arial"/>
-          <w:sz w:val="22"/>
-          <w:szCs w:val="22"/>
-          <w:lang w:val="nl-NL"/>
-        </w:rPr>
-        <w:t>concentratie</w:t>
-      </w:r>
-      <w:r>
-        <w:rPr>
-          <w:rFonts w:ascii="Arial" w:hAnsi="Arial" w:cs="Arial"/>
-          <w:sz w:val="22"/>
-          <w:szCs w:val="22"/>
-          <w:lang w:val="nl-NL"/>
-        </w:rPr>
-        <w:t xml:space="preserve"> van 800 μM.</w:t>
-      </w:r>
-      <w:r>
-        <w:rPr>
-          <w:rFonts w:ascii="Arial" w:hAnsi="Arial" w:cs="Arial"/>
-          <w:sz w:val="22"/>
-          <w:szCs w:val="22"/>
-          <w:lang w:val="nl-NL"/>
-        </w:rPr>
-        <w:br/>
-        <w:t>Eindconcentratie van het peptide in de assay: 16 μM.</w:t>
-      </w:r>
-      <w:r>
-        <w:rPr>
-          <w:rFonts w:ascii="Arial" w:hAnsi="Arial" w:cs="Arial"/>
-          <w:sz w:val="22"/>
-          <w:szCs w:val="22"/>
-          <w:lang w:val="nl-NL"/>
-        </w:rPr>
-        <w:br/>
+        <w:spacing w:after="0" w:line="276" w:lineRule="auto"/>
+        <w:rPr>
+          <w:rFonts w:ascii="Arial" w:eastAsia="Arial" w:hAnsi="Arial" w:cs="Arial"/>
+          <w:sz w:val="22"/>
+          <w:szCs w:val="22"/>
+          <w:lang w:val="nl"/>
+        </w:rPr>
+      </w:pPr>
+      <w:r>
+        <w:rPr>
+          <w:rFonts w:ascii="Arial" w:eastAsia="Arial" w:hAnsi="Arial" w:cs="Arial"/>
+          <w:sz w:val="22"/>
+          <w:szCs w:val="22"/>
+          <w:lang w:val="nl"/>
+        </w:rPr>
+        <w:t>FRET-peptide substraat stockoplossing</w:t>
       </w:r>
     </w:p>
     <w:p>
@@ -461,57 +403,24 @@
         <w:pStyle w:val="ListParagraph"/>
         <w:numPr>
           <w:ilvl w:val="0"/>
-          <w:numId w:val="4"/>
+          <w:numId w:val="10"/>
         </w:numPr>
-        <w:rPr>
-          <w:rFonts w:ascii="Arial" w:hAnsi="Arial" w:cs="Arial"/>
-          <w:sz w:val="22"/>
-          <w:szCs w:val="22"/>
-          <w:lang w:val="nl-NL"/>
-        </w:rPr>
-      </w:pPr>
-      <w:commentRangeStart w:id="0"/>
-      <w:r>
-        <w:rPr>
-          <w:lang w:val="nl-NL"/>
-        </w:rPr>
-        <w:t xml:space="preserve"> </w:t>
-      </w:r>
-      <w:r>
-        <w:rPr>
-          <w:rFonts w:ascii="Arial" w:hAnsi="Arial" w:cs="Arial"/>
-          <w:sz w:val="22"/>
-          <w:szCs w:val="22"/>
-          <w:lang w:val="nl-NL"/>
-        </w:rPr>
-        <w:t>Voeg 50 μL van elk</w:t>
-      </w:r>
-      <w:r>
-        <w:rPr>
-          <w:rFonts w:ascii="Arial" w:hAnsi="Arial" w:cs="Arial"/>
-          <w:sz w:val="22"/>
-          <w:szCs w:val="22"/>
-          <w:lang w:val="nl-NL"/>
-        </w:rPr>
-        <w:t xml:space="preserve"> speeksel sample </w:t>
-      </w:r>
-      <w:r>
-        <w:rPr>
-          <w:rFonts w:ascii="Arial" w:hAnsi="Arial" w:cs="Arial"/>
-          <w:sz w:val="22"/>
-          <w:szCs w:val="22"/>
-          <w:lang w:val="nl-NL"/>
-        </w:rPr>
-        <w:t>toe aan een well van een zwarte 96-well plaat.</w:t>
-      </w:r>
-      <w:r>
-        <w:rPr>
-          <w:rFonts w:ascii="Arial" w:hAnsi="Arial" w:cs="Arial"/>
-          <w:sz w:val="22"/>
-          <w:szCs w:val="22"/>
-          <w:lang w:val="nl-NL"/>
-        </w:rPr>
-        <w:br/>
+        <w:spacing w:after="0" w:line="276" w:lineRule="auto"/>
+        <w:rPr>
+          <w:rFonts w:ascii="Arial" w:eastAsia="Arial" w:hAnsi="Arial" w:cs="Arial"/>
+          <w:sz w:val="22"/>
+          <w:szCs w:val="22"/>
+          <w:lang w:val="nl"/>
+        </w:rPr>
+      </w:pPr>
+      <w:r>
+        <w:rPr>
+          <w:rFonts w:ascii="Arial" w:eastAsia="Arial" w:hAnsi="Arial" w:cs="Arial"/>
+          <w:sz w:val="22"/>
+          <w:szCs w:val="22"/>
+          <w:lang w:val="nl"/>
+        </w:rPr>
+        <w:t>Zwarte 96 well plate</w:t>
       </w:r>
     </w:p>
     <w:p>
@@ -519,39 +428,24 @@
         <w:pStyle w:val="ListParagraph"/>
         <w:numPr>
           <w:ilvl w:val="0"/>
-          <w:numId w:val="4"/>
+          <w:numId w:val="10"/>
         </w:numPr>
-        <w:rPr>
-          <w:rFonts w:ascii="Arial" w:hAnsi="Arial" w:cs="Arial"/>
-          <w:sz w:val="22"/>
-          <w:szCs w:val="22"/>
-          <w:lang w:val="nl-NL"/>
-        </w:rPr>
-      </w:pPr>
-      <w:r>
-        <w:rPr>
-          <w:rFonts w:ascii="Arial" w:hAnsi="Arial" w:cs="Arial"/>
-          <w:sz w:val="22"/>
-          <w:szCs w:val="22"/>
-          <w:lang w:val="nl-NL"/>
-        </w:rPr>
-        <w:t>Voeg 1 μL van elk FRET-peptidesubstraat toe aan de corresponderende welletjes.</w:t>
-      </w:r>
-      <w:commentRangeEnd w:id="0"/>
-      <w:r>
-        <w:rPr>
-          <w:rStyle w:val="CommentReference"/>
-        </w:rPr>
-        <w:commentReference w:id="0"/>
-      </w:r>
-      <w:r>
-        <w:rPr>
-          <w:rFonts w:ascii="Arial" w:hAnsi="Arial" w:cs="Arial"/>
-          <w:sz w:val="22"/>
-          <w:szCs w:val="22"/>
-          <w:lang w:val="nl-NL"/>
-        </w:rPr>
-        <w:br/>
+        <w:spacing w:after="0" w:line="276" w:lineRule="auto"/>
+        <w:rPr>
+          <w:rFonts w:ascii="Arial" w:eastAsia="Arial" w:hAnsi="Arial" w:cs="Arial"/>
+          <w:sz w:val="22"/>
+          <w:szCs w:val="22"/>
+          <w:lang w:val="nl"/>
+        </w:rPr>
+      </w:pPr>
+      <w:r>
+        <w:rPr>
+          <w:rFonts w:ascii="Arial" w:eastAsia="Arial" w:hAnsi="Arial" w:cs="Arial"/>
+          <w:sz w:val="22"/>
+          <w:szCs w:val="22"/>
+          <w:lang w:val="nl"/>
+        </w:rPr>
+        <w:t>Fluorescent microplate reader (ex 485 nm / em 530 nm)</w:t>
       </w:r>
     </w:p>
     <w:p>
@@ -559,83 +453,24 @@
         <w:pStyle w:val="ListParagraph"/>
         <w:numPr>
           <w:ilvl w:val="0"/>
-          <w:numId w:val="4"/>
+          <w:numId w:val="10"/>
         </w:numPr>
-        <w:rPr>
-          <w:rFonts w:ascii="Arial" w:hAnsi="Arial" w:cs="Arial"/>
-          <w:sz w:val="22"/>
-          <w:szCs w:val="22"/>
-        </w:rPr>
-      </w:pPr>
-      <w:proofErr w:type="spellStart"/>
-      <w:r>
-        <w:rPr>
-          <w:rFonts w:ascii="Arial" w:hAnsi="Arial" w:cs="Arial"/>
-          <w:sz w:val="22"/>
-          <w:szCs w:val="22"/>
-        </w:rPr>
-        <w:t>Pipetteer</w:t>
-      </w:r>
-      <w:proofErr w:type="spellEnd"/>
-      <w:r>
-        <w:rPr>
-          <w:rFonts w:ascii="Arial" w:hAnsi="Arial" w:cs="Arial"/>
-          <w:sz w:val="22"/>
-          <w:szCs w:val="22"/>
-        </w:rPr>
-        <w:t xml:space="preserve"> samples </w:t>
-      </w:r>
-      <w:proofErr w:type="spellStart"/>
-      <w:r>
-        <w:rPr>
-          <w:rFonts w:ascii="Arial" w:hAnsi="Arial" w:cs="Arial"/>
-          <w:sz w:val="22"/>
-          <w:szCs w:val="22"/>
-        </w:rPr>
-        <w:t>volgens</w:t>
-      </w:r>
-      <w:proofErr w:type="spellEnd"/>
-      <w:r>
-        <w:rPr>
-          <w:rFonts w:ascii="Arial" w:hAnsi="Arial" w:cs="Arial"/>
-          <w:sz w:val="22"/>
-          <w:szCs w:val="22"/>
-        </w:rPr>
-        <w:t xml:space="preserve"> de 96 well plate lay out i</w:t>
-      </w:r>
-      <w:r>
-        <w:rPr>
-          <w:rFonts w:ascii="Arial" w:hAnsi="Arial" w:cs="Arial"/>
-          <w:sz w:val="22"/>
-          <w:szCs w:val="22"/>
-        </w:rPr>
-        <w:t xml:space="preserve">n </w:t>
-      </w:r>
-      <w:proofErr w:type="spellStart"/>
-      <w:r>
-        <w:rPr>
-          <w:rFonts w:ascii="Arial" w:hAnsi="Arial" w:cs="Arial"/>
-          <w:sz w:val="22"/>
-          <w:szCs w:val="22"/>
-        </w:rPr>
-        <w:t>figuur</w:t>
-      </w:r>
-      <w:proofErr w:type="spellEnd"/>
-      <w:r>
-        <w:rPr>
-          <w:rFonts w:ascii="Arial" w:hAnsi="Arial" w:cs="Arial"/>
-          <w:sz w:val="22"/>
-          <w:szCs w:val="22"/>
-        </w:rPr>
-        <w:t xml:space="preserve"> 1.</w:t>
-      </w:r>
-      <w:r>
-        <w:rPr>
-          <w:rFonts w:ascii="Arial" w:hAnsi="Arial" w:cs="Arial"/>
-          <w:sz w:val="22"/>
-          <w:szCs w:val="22"/>
-        </w:rPr>
-        <w:br/>
+        <w:spacing w:after="0" w:line="276" w:lineRule="auto"/>
+        <w:rPr>
+          <w:rFonts w:ascii="Arial" w:eastAsia="Arial" w:hAnsi="Arial" w:cs="Arial"/>
+          <w:sz w:val="22"/>
+          <w:szCs w:val="22"/>
+          <w:lang w:val="nl"/>
+        </w:rPr>
+      </w:pPr>
+      <w:r>
+        <w:rPr>
+          <w:rFonts w:ascii="Arial" w:eastAsia="Arial" w:hAnsi="Arial" w:cs="Arial"/>
+          <w:sz w:val="22"/>
+          <w:szCs w:val="22"/>
+          <w:lang w:val="nl"/>
+        </w:rPr>
+        <w:t>DMSO 100%</w:t>
       </w:r>
     </w:p>
     <w:p>
@@ -643,48 +478,658 @@
         <w:pStyle w:val="ListParagraph"/>
         <w:numPr>
           <w:ilvl w:val="0"/>
-          <w:numId w:val="4"/>
+          <w:numId w:val="10"/>
         </w:numPr>
-        <w:rPr>
-          <w:rFonts w:ascii="Arial" w:hAnsi="Arial" w:cs="Arial"/>
-          <w:sz w:val="22"/>
-          <w:szCs w:val="22"/>
-          <w:lang w:val="nl-NL"/>
-        </w:rPr>
-      </w:pPr>
-      <w:r>
-        <w:rPr>
-          <w:rFonts w:ascii="Arial" w:hAnsi="Arial" w:cs="Arial"/>
-          <w:sz w:val="22"/>
-          <w:szCs w:val="22"/>
-          <w:lang w:val="nl-NL"/>
-        </w:rPr>
-        <w:t>Meet de fluorescentie elke 2 minuten met een microplaatlezer</w:t>
-      </w:r>
-      <w:r>
-        <w:rPr>
-          <w:rFonts w:ascii="Arial" w:hAnsi="Arial" w:cs="Arial"/>
-          <w:sz w:val="22"/>
-          <w:szCs w:val="22"/>
-          <w:lang w:val="nl-NL"/>
-        </w:rPr>
-        <w:t xml:space="preserve"> die op 37 </w:t>
-      </w:r>
-      <w:r>
-        <w:rPr>
-          <w:rFonts w:ascii="Cambria Math" w:hAnsi="Cambria Math" w:cs="Cambria Math"/>
-          <w:sz w:val="22"/>
-          <w:szCs w:val="22"/>
-          <w:lang w:val="nl-NL"/>
+        <w:spacing w:after="0" w:line="240" w:lineRule="auto"/>
+        <w:rPr>
+          <w:rFonts w:ascii="Arial" w:hAnsi="Arial" w:cs="Arial"/>
+          <w:color w:val="000000" w:themeColor="text1"/>
+          <w:lang w:val="nl-NL"/>
+        </w:rPr>
+      </w:pPr>
+      <w:r>
+        <w:rPr>
+          <w:rFonts w:ascii="Arial" w:hAnsi="Arial" w:cs="Arial"/>
+          <w:color w:val="000000" w:themeColor="text1"/>
+          <w:sz w:val="22"/>
+          <w:szCs w:val="22"/>
+          <w:lang w:val="nl-NL"/>
+        </w:rPr>
+        <w:t xml:space="preserve">Experimentiele conditie: </w:t>
+      </w:r>
+      <w:r>
+        <w:br/>
+      </w:r>
+      <w:r>
+        <w:rPr>
+          <w:rFonts w:ascii="Arial" w:hAnsi="Arial" w:cs="Arial"/>
+          <w:color w:val="000000" w:themeColor="text1"/>
+          <w:sz w:val="22"/>
+          <w:szCs w:val="22"/>
+          <w:lang w:val="nl-NL"/>
+        </w:rPr>
+        <w:t>Speekselmonsters</w:t>
+      </w:r>
+    </w:p>
+    <w:p>
+      <w:pPr>
+        <w:pStyle w:val="ListParagraph"/>
+        <w:numPr>
+          <w:ilvl w:val="0"/>
+          <w:numId w:val="10"/>
+        </w:numPr>
+        <w:spacing w:after="0" w:line="240" w:lineRule="auto"/>
+        <w:rPr>
+          <w:rFonts w:ascii="Arial" w:hAnsi="Arial" w:cs="Arial"/>
+          <w:color w:val="000000" w:themeColor="text1"/>
+          <w:sz w:val="22"/>
+          <w:szCs w:val="22"/>
+          <w:lang w:val="nl-NL"/>
+        </w:rPr>
+      </w:pPr>
+      <w:r>
+        <w:rPr>
+          <w:rFonts w:ascii="Arial" w:hAnsi="Arial" w:cs="Arial"/>
+          <w:color w:val="000000" w:themeColor="text1"/>
+          <w:sz w:val="22"/>
+          <w:szCs w:val="22"/>
+          <w:lang w:val="nl-NL"/>
+        </w:rPr>
+        <w:t xml:space="preserve">Positieve controle:  </w:t>
+      </w:r>
+      <w:r>
+        <w:br/>
+      </w:r>
+      <w:r>
+        <w:rPr>
+          <w:rFonts w:ascii="Arial" w:hAnsi="Arial" w:cs="Arial"/>
+          <w:color w:val="000000" w:themeColor="text1"/>
+          <w:sz w:val="22"/>
+          <w:szCs w:val="22"/>
+          <w:lang w:val="nl-NL"/>
+        </w:rPr>
+        <w:t>Trypsine 10000 BAEE units per mg</w:t>
+      </w:r>
+      <w:r>
+        <w:br/>
+      </w:r>
+      <w:r>
+        <w:rPr>
+          <w:rFonts w:ascii="Arial" w:hAnsi="Arial" w:cs="Arial"/>
+          <w:color w:val="000000" w:themeColor="text1"/>
+          <w:sz w:val="22"/>
+          <w:szCs w:val="22"/>
+          <w:lang w:val="nl-NL"/>
+        </w:rPr>
+        <w:t>Speeksel + trypsine</w:t>
+      </w:r>
+    </w:p>
+    <w:p>
+      <w:pPr>
+        <w:pStyle w:val="ListParagraph"/>
+        <w:numPr>
+          <w:ilvl w:val="0"/>
+          <w:numId w:val="10"/>
+        </w:numPr>
+        <w:spacing w:after="0" w:line="240" w:lineRule="auto"/>
+        <w:rPr>
+          <w:rFonts w:ascii="Arial" w:hAnsi="Arial" w:cs="Arial"/>
+          <w:color w:val="000000" w:themeColor="text1"/>
+          <w:lang w:val="nl-NL"/>
+        </w:rPr>
+      </w:pPr>
+      <w:r>
+        <w:rPr>
+          <w:rFonts w:ascii="Arial" w:hAnsi="Arial" w:cs="Arial"/>
+          <w:color w:val="000000" w:themeColor="text1"/>
+          <w:sz w:val="22"/>
+          <w:szCs w:val="22"/>
+          <w:lang w:val="nl-NL"/>
+        </w:rPr>
+        <w:t>Negatieve controle:</w:t>
+      </w:r>
+      <w:r>
+        <w:br/>
+      </w:r>
+      <w:r>
+        <w:rPr>
+          <w:rFonts w:ascii="Arial" w:hAnsi="Arial" w:cs="Arial"/>
+          <w:color w:val="000000" w:themeColor="text1"/>
+          <w:sz w:val="22"/>
+          <w:szCs w:val="22"/>
+          <w:lang w:val="nl-NL"/>
+        </w:rPr>
+        <w:t>Speeksel + PMSF</w:t>
+      </w:r>
+    </w:p>
+    <w:p>
+      <w:pPr>
+        <w:pStyle w:val="ListParagraph"/>
+        <w:rPr>
+          <w:rFonts w:ascii="Arial" w:hAnsi="Arial" w:cs="Arial"/>
+          <w:color w:val="000000" w:themeColor="text1"/>
+          <w:sz w:val="22"/>
+          <w:szCs w:val="22"/>
+        </w:rPr>
+      </w:pPr>
+      <w:proofErr w:type="spellStart"/>
+      <w:r>
+        <w:rPr>
+          <w:rFonts w:ascii="Arial" w:hAnsi="Arial" w:cs="Arial"/>
+          <w:color w:val="000000" w:themeColor="text1"/>
+          <w:sz w:val="22"/>
+          <w:szCs w:val="22"/>
+        </w:rPr>
+        <w:t>Speeksel</w:t>
+      </w:r>
+      <w:proofErr w:type="spellEnd"/>
+      <w:r>
+        <w:rPr>
+          <w:rFonts w:ascii="Arial" w:hAnsi="Arial" w:cs="Arial"/>
+          <w:color w:val="000000" w:themeColor="text1"/>
+          <w:sz w:val="22"/>
+          <w:szCs w:val="22"/>
+        </w:rPr>
+        <w:t xml:space="preserve"> + </w:t>
+      </w:r>
+      <w:proofErr w:type="spellStart"/>
+      <w:r>
+        <w:rPr>
+          <w:rFonts w:ascii="Arial" w:hAnsi="Arial" w:cs="Arial"/>
+          <w:color w:val="000000" w:themeColor="text1"/>
+          <w:sz w:val="22"/>
+          <w:szCs w:val="22"/>
+        </w:rPr>
+        <w:t>trypsine</w:t>
+      </w:r>
+      <w:proofErr w:type="spellEnd"/>
+      <w:r>
+        <w:rPr>
+          <w:rFonts w:ascii="Arial" w:hAnsi="Arial" w:cs="Arial"/>
+          <w:color w:val="000000" w:themeColor="text1"/>
+          <w:sz w:val="22"/>
+          <w:szCs w:val="22"/>
+        </w:rPr>
+        <w:t xml:space="preserve"> + </w:t>
+      </w:r>
+      <w:proofErr w:type="spellStart"/>
+      <w:r>
+        <w:rPr>
+          <w:rFonts w:ascii="Arial" w:hAnsi="Arial" w:cs="Arial"/>
+          <w:color w:val="000000" w:themeColor="text1"/>
+          <w:sz w:val="22"/>
+          <w:szCs w:val="22"/>
+        </w:rPr>
+        <w:t>trypsine</w:t>
+      </w:r>
+      <w:proofErr w:type="spellEnd"/>
+      <w:r>
+        <w:rPr>
+          <w:rFonts w:ascii="Arial" w:hAnsi="Arial" w:cs="Arial"/>
+          <w:color w:val="000000" w:themeColor="text1"/>
+          <w:sz w:val="22"/>
+          <w:szCs w:val="22"/>
+        </w:rPr>
+        <w:t xml:space="preserve"> soybean inhibitor </w:t>
+      </w:r>
+    </w:p>
+    <w:p>
+      <w:pPr>
+        <w:pStyle w:val="ListParagraph"/>
+        <w:rPr>
+          <w:rFonts w:ascii="Arial" w:hAnsi="Arial" w:cs="Arial"/>
+          <w:color w:val="000000" w:themeColor="text1"/>
+          <w:sz w:val="22"/>
+          <w:szCs w:val="22"/>
+          <w:lang w:val="nl-NL"/>
+        </w:rPr>
+      </w:pPr>
+      <w:r>
+        <w:rPr>
+          <w:rFonts w:ascii="Arial" w:hAnsi="Arial" w:cs="Arial"/>
+          <w:color w:val="000000" w:themeColor="text1"/>
+          <w:sz w:val="22"/>
+          <w:szCs w:val="22"/>
+          <w:lang w:val="nl-NL"/>
+        </w:rPr>
+        <w:t>Buffer + reagentia</w:t>
+      </w:r>
+    </w:p>
+    <w:p>
+      <w:pPr>
+        <w:pStyle w:val="ListParagraph"/>
+        <w:numPr>
+          <w:ilvl w:val="0"/>
+          <w:numId w:val="10"/>
+        </w:numPr>
+        <w:spacing w:after="0" w:line="276" w:lineRule="auto"/>
+        <w:rPr>
+          <w:rFonts w:ascii="Arial" w:eastAsia="Arial" w:hAnsi="Arial" w:cs="Arial"/>
+          <w:sz w:val="22"/>
+          <w:szCs w:val="22"/>
+          <w:lang w:val="nl"/>
+        </w:rPr>
+      </w:pPr>
+      <w:r>
+        <w:rPr>
+          <w:rFonts w:ascii="Arial" w:eastAsia="Arial" w:hAnsi="Arial" w:cs="Arial"/>
+          <w:sz w:val="22"/>
+          <w:szCs w:val="22"/>
+          <w:lang w:val="nl"/>
+        </w:rPr>
+        <w:t>Aluminiumfolie</w:t>
+      </w:r>
+    </w:p>
+    <w:p>
+      <w:pPr>
+        <w:rPr>
+          <w:rFonts w:ascii="Arial" w:hAnsi="Arial" w:cs="Arial"/>
+          <w:sz w:val="22"/>
+          <w:szCs w:val="22"/>
+          <w:lang w:val="nl-NL"/>
+        </w:rPr>
+      </w:pPr>
+    </w:p>
+    <w:p>
+      <w:pPr>
+        <w:rPr>
+          <w:rFonts w:ascii="Arial" w:hAnsi="Arial" w:cs="Arial"/>
+          <w:b/>
+          <w:bCs/>
+          <w:sz w:val="22"/>
+          <w:szCs w:val="22"/>
+          <w:lang w:val="nl-NL"/>
+        </w:rPr>
+      </w:pPr>
+      <w:r>
+        <w:rPr>
+          <w:rFonts w:ascii="Arial" w:hAnsi="Arial" w:cs="Arial"/>
+          <w:b/>
+          <w:bCs/>
+          <w:sz w:val="22"/>
+          <w:szCs w:val="22"/>
+          <w:lang w:val="nl-NL"/>
+        </w:rPr>
+        <w:t>Methode</w:t>
+      </w:r>
+    </w:p>
+    <w:p>
+      <w:pPr>
+        <w:pStyle w:val="ListParagraph"/>
+        <w:numPr>
+          <w:ilvl w:val="0"/>
+          <w:numId w:val="9"/>
+        </w:numPr>
+        <w:spacing w:after="0" w:line="276" w:lineRule="auto"/>
+        <w:rPr>
+          <w:rFonts w:ascii="Arial" w:eastAsia="Arial" w:hAnsi="Arial" w:cs="Arial"/>
+          <w:sz w:val="22"/>
+          <w:szCs w:val="22"/>
+          <w:lang w:val="nl"/>
+        </w:rPr>
+      </w:pPr>
+      <w:r>
+        <w:rPr>
+          <w:rFonts w:ascii="Arial" w:eastAsia="Arial" w:hAnsi="Arial" w:cs="Arial"/>
+          <w:sz w:val="22"/>
+          <w:szCs w:val="22"/>
+          <w:lang w:val="nl"/>
+        </w:rPr>
+        <w:t>Leg een bak met ijs klaar voor de speekselaliquots en het FRET substraat, laat deze ontdooien op ijs.</w:t>
+      </w:r>
+      <w:r>
+        <w:rPr>
+          <w:lang w:val="nl-NL"/>
+        </w:rPr>
+        <w:br/>
+      </w:r>
+    </w:p>
+    <w:p>
+      <w:pPr>
+        <w:pStyle w:val="ListParagraph"/>
+        <w:numPr>
+          <w:ilvl w:val="0"/>
+          <w:numId w:val="9"/>
+        </w:numPr>
+        <w:spacing w:after="0" w:line="276" w:lineRule="auto"/>
+        <w:rPr>
+          <w:rFonts w:ascii="Arial" w:eastAsia="Arial" w:hAnsi="Arial" w:cs="Arial"/>
+          <w:sz w:val="22"/>
+          <w:szCs w:val="22"/>
+          <w:lang w:val="nl"/>
+        </w:rPr>
+      </w:pPr>
+      <w:r>
+        <w:rPr>
+          <w:rFonts w:ascii="Arial" w:eastAsia="Arial" w:hAnsi="Arial" w:cs="Arial"/>
+          <w:sz w:val="22"/>
+          <w:szCs w:val="22"/>
+          <w:lang w:val="nl"/>
+        </w:rPr>
+        <w:lastRenderedPageBreak/>
+        <w:t>Los 1 mg trypsine op in 1 mL 1 mM HCl, dit is 10000 BAEE units.</w:t>
+      </w:r>
+      <w:r>
+        <w:rPr>
+          <w:lang w:val="nl-NL"/>
+        </w:rPr>
+        <w:br/>
+      </w:r>
+    </w:p>
+    <w:p>
+      <w:pPr>
+        <w:pStyle w:val="ListParagraph"/>
+        <w:numPr>
+          <w:ilvl w:val="0"/>
+          <w:numId w:val="9"/>
+        </w:numPr>
+        <w:spacing w:after="0" w:line="259" w:lineRule="auto"/>
+        <w:rPr>
+          <w:rFonts w:ascii="Arial" w:eastAsia="Arial" w:hAnsi="Arial" w:cs="Arial"/>
+          <w:sz w:val="22"/>
+          <w:szCs w:val="22"/>
+          <w:lang w:val="nl-NL"/>
+        </w:rPr>
+      </w:pPr>
+      <w:r>
+        <w:rPr>
+          <w:rFonts w:ascii="Arial" w:eastAsia="Arial" w:hAnsi="Arial" w:cs="Arial"/>
+          <w:sz w:val="22"/>
+          <w:szCs w:val="22"/>
+          <w:lang w:val="nl-NL"/>
+        </w:rPr>
+        <w:t xml:space="preserve">Maak in 1 epje de verdunning van </w:t>
+      </w:r>
+      <w:r>
+        <w:rPr>
+          <w:rFonts w:ascii="Arial" w:eastAsia="Arial" w:hAnsi="Arial" w:cs="Arial"/>
+          <w:i/>
+          <w:iCs/>
+          <w:sz w:val="22"/>
+          <w:szCs w:val="22"/>
+          <w:lang w:val="nl-NL"/>
+        </w:rPr>
+        <w:t>X U/mL</w:t>
+      </w:r>
+      <w:r>
+        <w:rPr>
+          <w:rFonts w:ascii="Arial" w:eastAsia="Arial" w:hAnsi="Arial" w:cs="Arial"/>
+          <w:sz w:val="22"/>
+          <w:szCs w:val="22"/>
+          <w:lang w:val="nl-NL"/>
+        </w:rPr>
+        <w:t>.</w:t>
+      </w:r>
+      <w:r>
+        <w:rPr>
+          <w:lang w:val="nl-NL"/>
+        </w:rPr>
+        <w:br/>
+      </w:r>
+    </w:p>
+    <w:p>
+      <w:pPr>
+        <w:pStyle w:val="ListParagraph"/>
+        <w:numPr>
+          <w:ilvl w:val="0"/>
+          <w:numId w:val="9"/>
+        </w:numPr>
+        <w:spacing w:after="0" w:line="276" w:lineRule="auto"/>
+        <w:rPr>
+          <w:rFonts w:ascii="Arial" w:eastAsia="Arial" w:hAnsi="Arial" w:cs="Arial"/>
+          <w:sz w:val="22"/>
+          <w:szCs w:val="22"/>
+          <w:lang w:val="nl"/>
+        </w:rPr>
+      </w:pPr>
+      <w:r>
+        <w:rPr>
+          <w:rFonts w:ascii="Arial" w:eastAsia="Arial" w:hAnsi="Arial" w:cs="Arial"/>
+          <w:sz w:val="22"/>
+          <w:szCs w:val="22"/>
+          <w:lang w:val="nl"/>
+        </w:rPr>
+        <w:t>Los het FRET-peptide substraat op in 100% DMSO tot een concentratie van 416 μM.</w:t>
+      </w:r>
+      <w:r>
+        <w:rPr>
+          <w:lang w:val="nl-NL"/>
+        </w:rPr>
+        <w:br/>
+      </w:r>
+      <w:r>
+        <w:rPr>
+          <w:rFonts w:ascii="Arial" w:eastAsia="Arial" w:hAnsi="Arial" w:cs="Arial"/>
+          <w:sz w:val="22"/>
+          <w:szCs w:val="22"/>
+          <w:lang w:val="nl"/>
+        </w:rPr>
+        <w:t>Eindconcentratie van het peptide in de assay: 16 μM.</w:t>
+      </w:r>
+      <w:r>
+        <w:rPr>
+          <w:lang w:val="nl-NL"/>
+        </w:rPr>
+        <w:br/>
+      </w:r>
+      <w:r>
+        <w:rPr>
+          <w:rFonts w:ascii="Arial" w:eastAsia="Arial" w:hAnsi="Arial" w:cs="Arial"/>
+          <w:b/>
+          <w:bCs/>
+          <w:sz w:val="22"/>
+          <w:szCs w:val="22"/>
+          <w:lang w:val="nl"/>
+        </w:rPr>
+        <w:t xml:space="preserve">LET OP: </w:t>
+      </w:r>
+      <w:r>
+        <w:rPr>
+          <w:rFonts w:ascii="Arial" w:eastAsia="Arial" w:hAnsi="Arial" w:cs="Arial"/>
+          <w:sz w:val="22"/>
+          <w:szCs w:val="22"/>
+          <w:lang w:val="nl"/>
+        </w:rPr>
+        <w:t>Houdt donker met aluminiumfolie en koud.</w:t>
+      </w:r>
+      <w:r>
+        <w:rPr>
+          <w:lang w:val="nl-NL"/>
+        </w:rPr>
+        <w:br/>
+      </w:r>
+      <w:r>
+        <w:rPr>
+          <w:rFonts w:ascii="Arial" w:eastAsia="Arial" w:hAnsi="Arial" w:cs="Arial"/>
+          <w:b/>
+          <w:bCs/>
+          <w:sz w:val="22"/>
+          <w:szCs w:val="22"/>
+          <w:lang w:val="nl"/>
+        </w:rPr>
+        <w:t xml:space="preserve">LET OP: </w:t>
+      </w:r>
+      <w:r>
+        <w:rPr>
+          <w:rFonts w:ascii="Arial" w:eastAsia="Arial" w:hAnsi="Arial" w:cs="Arial"/>
+          <w:sz w:val="22"/>
+          <w:szCs w:val="22"/>
+          <w:lang w:val="nl"/>
+        </w:rPr>
+        <w:t>Gevroren materiaal eerst goed mengen doorvoorzichtig op en neer te pipetteren.</w:t>
+      </w:r>
+      <w:r>
+        <w:rPr>
+          <w:lang w:val="nl-NL"/>
+        </w:rPr>
+        <w:br/>
+      </w:r>
+    </w:p>
+    <w:p>
+      <w:pPr>
+        <w:pStyle w:val="ListParagraph"/>
+        <w:numPr>
+          <w:ilvl w:val="0"/>
+          <w:numId w:val="9"/>
+        </w:numPr>
+        <w:spacing w:after="0" w:line="276" w:lineRule="auto"/>
+        <w:rPr>
+          <w:rFonts w:ascii="Arial" w:eastAsia="Arial" w:hAnsi="Arial" w:cs="Arial"/>
+          <w:sz w:val="22"/>
+          <w:szCs w:val="22"/>
+          <w:lang w:val="nl"/>
+        </w:rPr>
+      </w:pPr>
+      <w:r>
+        <w:rPr>
+          <w:rFonts w:ascii="Arial" w:eastAsia="Arial" w:hAnsi="Arial" w:cs="Arial"/>
+          <w:sz w:val="22"/>
+          <w:szCs w:val="22"/>
+          <w:lang w:val="nl"/>
+        </w:rPr>
+        <w:t xml:space="preserve">Voeg van elk speeksel sample 50 µL toe wat gelijk staat aan een concentratie van </w:t>
+      </w:r>
+      <w:r>
+        <w:rPr>
+          <w:rFonts w:ascii="Arial" w:eastAsia="Arial" w:hAnsi="Arial" w:cs="Arial"/>
+          <w:i/>
+          <w:iCs/>
+          <w:sz w:val="22"/>
+          <w:szCs w:val="22"/>
+          <w:lang w:val="nl"/>
+        </w:rPr>
+        <w:t>X µg/mL</w:t>
+      </w:r>
+      <w:r>
+        <w:rPr>
+          <w:rFonts w:ascii="Arial" w:eastAsia="Arial" w:hAnsi="Arial" w:cs="Arial"/>
+          <w:sz w:val="22"/>
+          <w:szCs w:val="22"/>
+          <w:lang w:val="nl"/>
+        </w:rPr>
+        <w:t xml:space="preserve"> per well van een zwarte 96-well plaat.</w:t>
+      </w:r>
+      <w:r>
+        <w:rPr>
+          <w:rFonts w:ascii="Arial" w:hAnsi="Arial" w:cs="Arial"/>
+          <w:sz w:val="22"/>
+          <w:szCs w:val="22"/>
+          <w:lang w:val="nl-NL"/>
+        </w:rPr>
+        <w:br/>
+      </w:r>
+      <w:r>
+        <w:rPr>
+          <w:rFonts w:ascii="Arial" w:eastAsia="Arial" w:hAnsi="Arial" w:cs="Arial"/>
+          <w:sz w:val="22"/>
+          <w:szCs w:val="22"/>
+          <w:lang w:val="nl"/>
+        </w:rPr>
+        <w:t xml:space="preserve"> </w:t>
+      </w:r>
+    </w:p>
+    <w:p>
+      <w:pPr>
+        <w:pStyle w:val="ListParagraph"/>
+        <w:numPr>
+          <w:ilvl w:val="0"/>
+          <w:numId w:val="9"/>
+        </w:numPr>
+        <w:spacing w:after="0" w:line="276" w:lineRule="auto"/>
+        <w:rPr>
+          <w:rFonts w:ascii="Arial" w:hAnsi="Arial" w:cs="Arial"/>
+          <w:sz w:val="22"/>
+          <w:szCs w:val="22"/>
+          <w:lang w:val="nl-NL"/>
+        </w:rPr>
+      </w:pPr>
+      <w:r>
+        <w:rPr>
+          <w:rFonts w:ascii="Arial" w:eastAsia="Arial" w:hAnsi="Arial" w:cs="Arial"/>
+          <w:sz w:val="22"/>
+          <w:szCs w:val="22"/>
+          <w:lang w:val="nl"/>
+        </w:rPr>
+        <w:t>Voeg 2 μL van elk FRET-peptidesubstraat toe aan de corresponderende welletjes, gebruik de multichannel.</w:t>
+      </w:r>
+      <w:r>
+        <w:rPr>
+          <w:rFonts w:ascii="Arial" w:hAnsi="Arial" w:cs="Arial"/>
+          <w:sz w:val="22"/>
+          <w:szCs w:val="22"/>
+          <w:lang w:val="nl-NL"/>
+        </w:rPr>
+        <w:br/>
+      </w:r>
+      <w:r>
+        <w:rPr>
+          <w:rFonts w:ascii="Arial" w:eastAsia="Arial" w:hAnsi="Arial" w:cs="Arial"/>
+          <w:b/>
+          <w:bCs/>
+          <w:sz w:val="22"/>
+          <w:szCs w:val="22"/>
+          <w:lang w:val="nl-NL"/>
+        </w:rPr>
+        <w:t xml:space="preserve">LET OP: </w:t>
+      </w:r>
+      <w:r>
+        <w:rPr>
+          <w:rFonts w:ascii="Arial" w:eastAsia="Arial" w:hAnsi="Arial" w:cs="Arial"/>
+          <w:sz w:val="22"/>
+          <w:szCs w:val="22"/>
+          <w:lang w:val="nl-NL"/>
+        </w:rPr>
+        <w:t>Houdt het substraat en de plaat zo veel mogelijk donker met aluminiumfolie</w:t>
+      </w:r>
+      <w:r>
+        <w:rPr>
+          <w:rFonts w:ascii="Arial" w:hAnsi="Arial" w:cs="Arial"/>
+          <w:sz w:val="22"/>
+          <w:szCs w:val="22"/>
+          <w:lang w:val="nl-NL"/>
+        </w:rPr>
+        <w:br/>
+      </w:r>
+    </w:p>
+    <w:p>
+      <w:pPr>
+        <w:pStyle w:val="ListParagraph"/>
+        <w:numPr>
+          <w:ilvl w:val="0"/>
+          <w:numId w:val="9"/>
+        </w:numPr>
+        <w:spacing w:after="0" w:line="276" w:lineRule="auto"/>
+        <w:rPr>
+          <w:rFonts w:ascii="Arial" w:eastAsia="Arial" w:hAnsi="Arial" w:cs="Arial"/>
+          <w:sz w:val="22"/>
+          <w:szCs w:val="22"/>
+          <w:lang w:val="nl"/>
+        </w:rPr>
+      </w:pPr>
+      <w:r>
+        <w:rPr>
+          <w:rFonts w:ascii="Arial" w:eastAsia="Arial" w:hAnsi="Arial" w:cs="Arial"/>
+          <w:sz w:val="22"/>
+          <w:szCs w:val="22"/>
+          <w:lang w:val="nl"/>
+        </w:rPr>
+        <w:t xml:space="preserve">Meet de fluorescentie elke 2 minuten met de ClarioStar microplaatlezer die op 37 </w:t>
+      </w:r>
+      <w:r>
+        <w:rPr>
+          <w:rFonts w:ascii="Cambria Math" w:eastAsia="Cambria Math" w:hAnsi="Cambria Math" w:cs="Cambria Math"/>
+          <w:sz w:val="22"/>
+          <w:szCs w:val="22"/>
+          <w:lang w:val="nl"/>
         </w:rPr>
         <w:t>℃</w:t>
       </w:r>
       <w:r>
         <w:rPr>
-          <w:rFonts w:ascii="Arial" w:hAnsi="Arial" w:cs="Arial"/>
-          <w:sz w:val="22"/>
-          <w:szCs w:val="22"/>
-          <w:lang w:val="nl-NL"/>
+          <w:rFonts w:ascii="Arial" w:eastAsia="Arial" w:hAnsi="Arial" w:cs="Arial"/>
+          <w:sz w:val="22"/>
+          <w:szCs w:val="22"/>
+          <w:lang w:val="nl"/>
         </w:rPr>
         <w:t xml:space="preserve"> is ingesteld.</w:t>
       </w:r>
@@ -697,90 +1142,1437 @@
         </w:rPr>
         <w:br/>
       </w:r>
-    </w:p>
-    <w:p>
-      <w:pPr>
-        <w:rPr>
-          <w:lang w:val="nl-NL"/>
-        </w:rPr>
-      </w:pPr>
-      <w:r>
-        <w:rPr>
-          <w:rFonts w:ascii="Arial" w:hAnsi="Arial" w:cs="Arial"/>
+      <w:r>
+        <w:rPr>
+          <w:rFonts w:ascii="Arial" w:eastAsia="Arial" w:hAnsi="Arial" w:cs="Arial"/>
+          <w:sz w:val="22"/>
+          <w:szCs w:val="22"/>
+          <w:lang w:val="nl"/>
+        </w:rPr>
+        <w:t xml:space="preserve"> </w:t>
+      </w:r>
+    </w:p>
+    <w:p>
+      <w:pPr>
+        <w:rPr>
+          <w:rFonts w:ascii="Arial" w:hAnsi="Arial" w:cs="Arial"/>
+          <w:i/>
+          <w:iCs/>
+          <w:color w:val="000000" w:themeColor="text1"/>
+          <w:sz w:val="22"/>
+          <w:szCs w:val="22"/>
+          <w:u w:val="single"/>
+          <w:lang w:val="nl-NL"/>
+        </w:rPr>
+      </w:pPr>
+      <w:r>
+        <w:rPr>
+          <w:rFonts w:ascii="Arial" w:hAnsi="Arial" w:cs="Arial"/>
+          <w:b/>
+          <w:bCs/>
+          <w:sz w:val="22"/>
+          <w:szCs w:val="22"/>
+          <w:u w:val="single"/>
+          <w:lang w:val="nl-NL"/>
+        </w:rPr>
+        <w:t>Data-analyse</w:t>
+      </w:r>
+      <w:r>
+        <w:rPr>
+          <w:rFonts w:ascii="Arial" w:hAnsi="Arial" w:cs="Arial"/>
+          <w:sz w:val="22"/>
+          <w:szCs w:val="22"/>
+          <w:lang w:val="nl-NL"/>
+        </w:rPr>
+        <w:br/>
+      </w:r>
+      <w:r>
+        <w:rPr>
+          <w:rFonts w:ascii="Arial" w:hAnsi="Arial" w:cs="Arial"/>
+          <w:i/>
+          <w:iCs/>
+          <w:color w:val="000000" w:themeColor="text1"/>
+          <w:sz w:val="22"/>
+          <w:szCs w:val="22"/>
+          <w:lang w:val="nl-NL"/>
+        </w:rPr>
+        <w:t>Ook voor de FRET kan eventueel een automatische data-analyse worden opgezet.</w:t>
+      </w:r>
+    </w:p>
+    <w:p>
+      <w:pPr>
+        <w:spacing w:line="276" w:lineRule="auto"/>
+        <w:rPr>
+          <w:rFonts w:ascii="Arial" w:eastAsia="Arial" w:hAnsi="Arial" w:cs="Arial"/>
+          <w:sz w:val="22"/>
+          <w:szCs w:val="22"/>
+          <w:lang w:val="nl"/>
+        </w:rPr>
+      </w:pPr>
+      <w:r>
+        <w:rPr>
+          <w:rFonts w:ascii="Arial" w:eastAsia="Arial" w:hAnsi="Arial" w:cs="Arial"/>
+          <w:sz w:val="22"/>
+          <w:szCs w:val="22"/>
+          <w:lang w:val="nl"/>
+        </w:rPr>
+        <w:t>Bereken de protease-activiteit als fluorescentie per minuut (F/min).</w:t>
+      </w:r>
+    </w:p>
+    <w:p>
+      <w:pPr>
+        <w:spacing w:line="276" w:lineRule="auto"/>
+        <w:rPr>
+          <w:rFonts w:ascii="Arial" w:eastAsia="Arial" w:hAnsi="Arial" w:cs="Arial"/>
+          <w:sz w:val="22"/>
+          <w:szCs w:val="22"/>
+          <w:lang w:val="nl"/>
+        </w:rPr>
+      </w:pPr>
+      <w:r>
+        <w:rPr>
+          <w:rFonts w:ascii="Arial" w:eastAsia="Arial" w:hAnsi="Arial" w:cs="Arial"/>
+          <w:sz w:val="22"/>
+          <w:szCs w:val="22"/>
+          <w:lang w:val="nl"/>
+        </w:rPr>
+        <w:t>Definieer positieve protease-activiteit als F/min &gt; 5.</w:t>
+      </w:r>
+    </w:p>
+    <w:p>
+      <w:pPr>
+        <w:rPr>
+          <w:rFonts w:ascii="Arial" w:hAnsi="Arial" w:cs="Arial"/>
+          <w:sz w:val="22"/>
+          <w:szCs w:val="22"/>
+          <w:lang w:val="nl-NL"/>
+        </w:rPr>
+      </w:pPr>
+    </w:p>
+    <w:p>
+      <w:pPr>
+        <w:spacing w:line="276" w:lineRule="auto"/>
+        <w:rPr>
+          <w:rFonts w:ascii="Arial" w:hAnsi="Arial" w:cs="Arial"/>
+          <w:i/>
+          <w:iCs/>
+          <w:sz w:val="22"/>
+          <w:szCs w:val="22"/>
+        </w:rPr>
+      </w:pPr>
+      <w:r>
+        <w:rPr>
+          <w:rFonts w:ascii="Arial" w:hAnsi="Arial" w:cs="Arial"/>
+          <w:b/>
+          <w:bCs/>
+          <w:sz w:val="22"/>
+          <w:szCs w:val="22"/>
+          <w:lang w:val="nl-NL"/>
+        </w:rPr>
+        <w:t xml:space="preserve">Veiligheid: </w:t>
+      </w:r>
+      <w:r>
+        <w:rPr>
+          <w:rFonts w:ascii="Arial" w:hAnsi="Arial" w:cs="Arial"/>
+          <w:sz w:val="22"/>
+          <w:szCs w:val="22"/>
+          <w:lang w:val="nl-NL"/>
+        </w:rPr>
+        <w:t xml:space="preserve">De veiligheid worden toegepast volgens de veiligheidsregels van de laboratoria van het ILC zoals beschreven is op Canvas.  </w:t>
+      </w:r>
+      <w:r>
+        <w:rPr>
+          <w:rFonts w:ascii="Arial" w:hAnsi="Arial" w:cs="Arial"/>
+          <w:sz w:val="22"/>
+          <w:szCs w:val="22"/>
+        </w:rPr>
+        <w:t>(</w:t>
+      </w:r>
+      <w:r>
+        <w:rPr>
+          <w:rFonts w:ascii="Arial" w:hAnsi="Arial" w:cs="Arial"/>
+          <w:i/>
+          <w:iCs/>
+          <w:sz w:val="22"/>
+          <w:szCs w:val="22"/>
+        </w:rPr>
+        <w:t>zie:</w:t>
+      </w:r>
+      <w:hyperlink r:id="rId5">
+        <w:r>
+          <w:rPr>
+            <w:rStyle w:val="Hyperlink"/>
+            <w:rFonts w:ascii="Arial" w:hAnsi="Arial" w:cs="Arial"/>
+            <w:i/>
+            <w:iCs/>
+            <w:sz w:val="22"/>
+            <w:szCs w:val="22"/>
+          </w:rPr>
+          <w:t>https://canvas.hu.nl/courses/49813/discussion_topics/310136</w:t>
+        </w:r>
+      </w:hyperlink>
+      <w:r>
+        <w:rPr>
+          <w:rFonts w:ascii="Arial" w:hAnsi="Arial" w:cs="Arial"/>
+          <w:i/>
+          <w:iCs/>
+          <w:sz w:val="22"/>
+          <w:szCs w:val="22"/>
+        </w:rPr>
+        <w:t>)</w:t>
+      </w:r>
+    </w:p>
+    <w:p>
+      <w:pPr>
+        <w:spacing w:line="276" w:lineRule="auto"/>
+        <w:rPr>
+          <w:rFonts w:ascii="Arial" w:hAnsi="Arial" w:cs="Arial"/>
+          <w:i/>
+          <w:iCs/>
+          <w:sz w:val="22"/>
+          <w:szCs w:val="22"/>
+        </w:rPr>
+      </w:pPr>
+    </w:p>
+    <w:p>
+      <w:pPr>
+        <w:pStyle w:val="NoSpacing"/>
+        <w:numPr>
+          <w:ilvl w:val="0"/>
+          <w:numId w:val="11"/>
+        </w:numPr>
+        <w:spacing w:line="259" w:lineRule="auto"/>
+        <w:rPr>
+          <w:rFonts w:ascii="Arial" w:hAnsi="Arial" w:cs="Arial"/>
+          <w:color w:val="000000" w:themeColor="text1"/>
+          <w:sz w:val="22"/>
+          <w:szCs w:val="22"/>
+          <w:lang w:val="nl-NL"/>
+        </w:rPr>
+      </w:pPr>
+      <w:r>
+        <w:rPr>
+          <w:rFonts w:ascii="Arial" w:hAnsi="Arial" w:cs="Arial"/>
+          <w:color w:val="000000" w:themeColor="text1"/>
+          <w:sz w:val="22"/>
+          <w:szCs w:val="22"/>
+          <w:lang w:val="nl-NL"/>
+        </w:rPr>
+        <w:t>Trypsine</w:t>
+      </w:r>
+    </w:p>
+    <w:p>
+      <w:pPr>
+        <w:spacing w:line="276" w:lineRule="auto"/>
+        <w:rPr>
+          <w:rFonts w:ascii="Arial" w:hAnsi="Arial" w:cs="Arial"/>
+          <w:sz w:val="22"/>
+          <w:szCs w:val="22"/>
+        </w:rPr>
+      </w:pPr>
+      <w:r>
+        <w:rPr>
+          <w:rFonts w:ascii="Arial" w:hAnsi="Arial" w:cs="Arial"/>
+          <w:noProof/>
+          <w:sz w:val="22"/>
+          <w:szCs w:val="22"/>
+        </w:rPr>
+        <w:drawing>
+          <wp:inline distT="0" distB="0" distL="0" distR="0" wp14:anchorId="74B4CF08" wp14:editId="57774C55">
+            <wp:extent cx="1012031" cy="480715"/>
+            <wp:effectExtent l="0" t="0" r="0" b="0"/>
+            <wp:docPr id="819257554" name="drawing"/>
+            <wp:cNvGraphicFramePr>
+              <a:graphicFrameLocks xmlns:a="http://schemas.openxmlformats.org/drawingml/2006/main" noChangeAspect="1"/>
+            </wp:cNvGraphicFramePr>
+            <a:graphic xmlns:a="http://schemas.openxmlformats.org/drawingml/2006/main">
+              <a:graphicData uri="http://schemas.openxmlformats.org/drawingml/2006/picture">
+                <pic:pic xmlns:pic="http://schemas.openxmlformats.org/drawingml/2006/picture">
+                  <pic:nvPicPr>
+                    <pic:cNvPr id="819257554" name=""/>
+                    <pic:cNvPicPr/>
+                  </pic:nvPicPr>
+                  <pic:blipFill>
+                    <a:blip r:embed="rId6">
+                      <a:extLst>
+                        <a:ext uri="{28A0092B-C50C-407E-A947-70E740481C1C}">
+                          <a14:useLocalDpi xmlns:a14="http://schemas.microsoft.com/office/drawing/2010/main"/>
+                        </a:ext>
+                      </a:extLst>
+                    </a:blip>
+                    <a:stretch>
+                      <a:fillRect/>
+                    </a:stretch>
+                  </pic:blipFill>
+                  <pic:spPr>
+                    <a:xfrm>
+                      <a:off x="0" y="0"/>
+                      <a:ext cx="1012031" cy="480715"/>
+                    </a:xfrm>
+                    <a:prstGeom prst="rect">
+                      <a:avLst/>
+                    </a:prstGeom>
+                  </pic:spPr>
+                </pic:pic>
+              </a:graphicData>
+            </a:graphic>
+          </wp:inline>
+        </w:drawing>
+      </w:r>
+    </w:p>
+    <w:p>
+      <w:pPr>
+        <w:spacing w:line="276" w:lineRule="auto"/>
+        <w:rPr>
+          <w:rFonts w:ascii="Arial" w:eastAsia="Arial" w:hAnsi="Arial" w:cs="Arial"/>
+          <w:sz w:val="22"/>
+          <w:szCs w:val="22"/>
+          <w:lang w:val="nl"/>
+        </w:rPr>
+      </w:pPr>
+      <w:r>
+        <w:rPr>
+          <w:rFonts w:ascii="Arial" w:eastAsia="Arial" w:hAnsi="Arial" w:cs="Arial"/>
+          <w:sz w:val="22"/>
+          <w:szCs w:val="22"/>
+          <w:lang w:val="nl"/>
+        </w:rPr>
+        <w:t xml:space="preserve">H315 Veroorzaakt huidirritatie. </w:t>
+      </w:r>
+    </w:p>
+    <w:p>
+      <w:pPr>
+        <w:spacing w:line="276" w:lineRule="auto"/>
+        <w:rPr>
+          <w:rFonts w:ascii="Arial" w:eastAsia="Arial" w:hAnsi="Arial" w:cs="Arial"/>
+          <w:sz w:val="22"/>
+          <w:szCs w:val="22"/>
+          <w:lang w:val="nl"/>
+        </w:rPr>
+      </w:pPr>
+      <w:r>
+        <w:rPr>
+          <w:rFonts w:ascii="Arial" w:eastAsia="Arial" w:hAnsi="Arial" w:cs="Arial"/>
+          <w:sz w:val="22"/>
+          <w:szCs w:val="22"/>
+          <w:lang w:val="nl"/>
+        </w:rPr>
+        <w:t xml:space="preserve">H319 Veroorzaakt ernstige oogirritatie. </w:t>
+      </w:r>
+    </w:p>
+    <w:p>
+      <w:pPr>
+        <w:spacing w:line="276" w:lineRule="auto"/>
+        <w:rPr>
+          <w:rFonts w:ascii="Arial" w:eastAsia="Arial" w:hAnsi="Arial" w:cs="Arial"/>
+          <w:sz w:val="22"/>
+          <w:szCs w:val="22"/>
+          <w:lang w:val="nl"/>
+        </w:rPr>
+      </w:pPr>
+      <w:r>
+        <w:rPr>
+          <w:rFonts w:ascii="Arial" w:eastAsia="Arial" w:hAnsi="Arial" w:cs="Arial"/>
+          <w:sz w:val="22"/>
+          <w:szCs w:val="22"/>
+          <w:lang w:val="nl"/>
+        </w:rPr>
+        <w:t xml:space="preserve">H334 Kan bij inademing allergie- of astmasymptomen of ademhalingsmoeilijkheden veroorzaken. </w:t>
+      </w:r>
+    </w:p>
+    <w:p>
+      <w:pPr>
+        <w:spacing w:line="276" w:lineRule="auto"/>
+        <w:rPr>
+          <w:rFonts w:ascii="Arial" w:eastAsia="Arial" w:hAnsi="Arial" w:cs="Arial"/>
+          <w:sz w:val="22"/>
+          <w:szCs w:val="22"/>
+          <w:lang w:val="nl"/>
+        </w:rPr>
+      </w:pPr>
+      <w:r>
+        <w:rPr>
+          <w:rFonts w:ascii="Arial" w:eastAsia="Arial" w:hAnsi="Arial" w:cs="Arial"/>
+          <w:sz w:val="22"/>
+          <w:szCs w:val="22"/>
+          <w:lang w:val="nl"/>
+        </w:rPr>
+        <w:t xml:space="preserve">H335 Kan irritatie van de luchtwegen veroorzaken. </w:t>
+      </w:r>
+    </w:p>
+    <w:p>
+      <w:pPr>
+        <w:spacing w:line="276" w:lineRule="auto"/>
+        <w:rPr>
+          <w:rFonts w:ascii="Arial" w:eastAsia="Arial" w:hAnsi="Arial" w:cs="Arial"/>
+          <w:sz w:val="22"/>
+          <w:szCs w:val="22"/>
+          <w:lang w:val="nl-NL"/>
+        </w:rPr>
+      </w:pPr>
+    </w:p>
+    <w:p>
+      <w:pPr>
+        <w:spacing w:line="276" w:lineRule="auto"/>
+        <w:rPr>
+          <w:rFonts w:ascii="Arial" w:eastAsia="Arial" w:hAnsi="Arial" w:cs="Arial"/>
+          <w:sz w:val="22"/>
+          <w:szCs w:val="22"/>
+          <w:lang w:val="nl-NL"/>
+        </w:rPr>
+      </w:pPr>
+      <w:r>
+        <w:rPr>
+          <w:rFonts w:ascii="Arial" w:eastAsia="Arial" w:hAnsi="Arial" w:cs="Arial"/>
+          <w:sz w:val="22"/>
+          <w:szCs w:val="22"/>
+          <w:lang w:val="nl-NL"/>
+        </w:rPr>
+        <w:t xml:space="preserve">P261 Inademing van stof vermijden. </w:t>
+      </w:r>
+    </w:p>
+    <w:p>
+      <w:pPr>
+        <w:spacing w:line="276" w:lineRule="auto"/>
+        <w:rPr>
+          <w:rFonts w:ascii="Arial" w:eastAsia="Arial" w:hAnsi="Arial" w:cs="Arial"/>
+          <w:sz w:val="22"/>
+          <w:szCs w:val="22"/>
+          <w:lang w:val="nl-NL"/>
+        </w:rPr>
+      </w:pPr>
+      <w:r>
+        <w:rPr>
+          <w:rFonts w:ascii="Arial" w:eastAsia="Arial" w:hAnsi="Arial" w:cs="Arial"/>
+          <w:sz w:val="22"/>
+          <w:szCs w:val="22"/>
+          <w:lang w:val="nl-NL"/>
+        </w:rPr>
+        <w:t xml:space="preserve">P264 Na het werken met dit product de huid grondig wassen. </w:t>
+      </w:r>
+    </w:p>
+    <w:p>
+      <w:pPr>
+        <w:spacing w:line="276" w:lineRule="auto"/>
+        <w:rPr>
+          <w:rFonts w:ascii="Arial" w:eastAsia="Arial" w:hAnsi="Arial" w:cs="Arial"/>
+          <w:sz w:val="22"/>
+          <w:szCs w:val="22"/>
+          <w:lang w:val="nl-NL"/>
+        </w:rPr>
+      </w:pPr>
+      <w:r>
+        <w:rPr>
+          <w:rFonts w:ascii="Arial" w:eastAsia="Arial" w:hAnsi="Arial" w:cs="Arial"/>
+          <w:sz w:val="22"/>
+          <w:szCs w:val="22"/>
+          <w:lang w:val="nl-NL"/>
+        </w:rPr>
+        <w:lastRenderedPageBreak/>
+        <w:t xml:space="preserve">P271 Alleen buiten of in een goed geventileerde ruimte gebruiken. </w:t>
+      </w:r>
+    </w:p>
+    <w:p>
+      <w:pPr>
+        <w:spacing w:line="276" w:lineRule="auto"/>
+        <w:rPr>
+          <w:rFonts w:ascii="Arial" w:eastAsia="Arial" w:hAnsi="Arial" w:cs="Arial"/>
+          <w:sz w:val="22"/>
+          <w:szCs w:val="22"/>
+          <w:lang w:val="nl-NL"/>
+        </w:rPr>
+      </w:pPr>
+      <w:r>
+        <w:rPr>
+          <w:rFonts w:ascii="Arial" w:eastAsia="Arial" w:hAnsi="Arial" w:cs="Arial"/>
+          <w:sz w:val="22"/>
+          <w:szCs w:val="22"/>
+          <w:lang w:val="nl-NL"/>
+        </w:rPr>
+        <w:t xml:space="preserve">P280 Draag beschermende handschoenen/ oogbescherming/ gelaatsbescherming. </w:t>
+      </w:r>
+    </w:p>
+    <w:p>
+      <w:pPr>
+        <w:spacing w:line="276" w:lineRule="auto"/>
+        <w:rPr>
+          <w:rFonts w:ascii="Arial" w:eastAsia="Arial" w:hAnsi="Arial" w:cs="Arial"/>
+          <w:sz w:val="22"/>
+          <w:szCs w:val="22"/>
+          <w:lang w:val="nl-NL"/>
+        </w:rPr>
+      </w:pPr>
+      <w:r>
+        <w:rPr>
+          <w:rFonts w:ascii="Arial" w:eastAsia="Arial" w:hAnsi="Arial" w:cs="Arial"/>
+          <w:sz w:val="22"/>
+          <w:szCs w:val="22"/>
+          <w:lang w:val="nl-NL"/>
+        </w:rPr>
+        <w:t xml:space="preserve">P302 + P352 BIJ CONTACT MET DE </w:t>
+      </w:r>
+      <w:r>
+        <w:rPr>
+          <w:rFonts w:ascii="Arial" w:eastAsia="Arial" w:hAnsi="Arial" w:cs="Arial"/>
+          <w:b/>
+          <w:bCs/>
+          <w:sz w:val="22"/>
+          <w:szCs w:val="22"/>
+          <w:lang w:val="nl-NL"/>
+        </w:rPr>
+        <w:t>HUID</w:t>
+      </w:r>
+      <w:r>
+        <w:rPr>
+          <w:rFonts w:ascii="Arial" w:eastAsia="Arial" w:hAnsi="Arial" w:cs="Arial"/>
+          <w:sz w:val="22"/>
+          <w:szCs w:val="22"/>
+          <w:lang w:val="nl-NL"/>
+        </w:rPr>
+        <w:t xml:space="preserve">: met veel water wassen. </w:t>
+      </w:r>
+    </w:p>
+    <w:p>
+      <w:pPr>
+        <w:spacing w:line="276" w:lineRule="auto"/>
+        <w:rPr>
+          <w:rFonts w:ascii="Arial" w:eastAsia="Arial" w:hAnsi="Arial" w:cs="Arial"/>
+          <w:sz w:val="22"/>
+          <w:szCs w:val="22"/>
+          <w:lang w:val="nl-NL"/>
+        </w:rPr>
+      </w:pPr>
+      <w:r>
+        <w:rPr>
+          <w:rFonts w:ascii="Arial" w:eastAsia="Arial" w:hAnsi="Arial" w:cs="Arial"/>
+          <w:sz w:val="22"/>
+          <w:szCs w:val="22"/>
+          <w:lang w:val="nl-NL"/>
+        </w:rPr>
+        <w:t xml:space="preserve">P305 + P351 + P338 BIJ CONTACT MET DE </w:t>
+      </w:r>
+      <w:r>
+        <w:rPr>
+          <w:rFonts w:ascii="Arial" w:eastAsia="Arial" w:hAnsi="Arial" w:cs="Arial"/>
+          <w:b/>
+          <w:bCs/>
+          <w:sz w:val="22"/>
+          <w:szCs w:val="22"/>
+          <w:lang w:val="nl-NL"/>
+        </w:rPr>
+        <w:t>OGEN</w:t>
+      </w:r>
+      <w:r>
+        <w:rPr>
+          <w:rFonts w:ascii="Arial" w:eastAsia="Arial" w:hAnsi="Arial" w:cs="Arial"/>
+          <w:sz w:val="22"/>
+          <w:szCs w:val="22"/>
+          <w:lang w:val="nl-NL"/>
+        </w:rPr>
+        <w:t>: voorzichtig afspoelen met water gedurende een aantal minuten; contactlenzen verwijderen, indien mogelijk; blijven spoelen.</w:t>
+      </w:r>
+      <w:r>
+        <w:rPr>
+          <w:rFonts w:ascii="Arial" w:hAnsi="Arial" w:cs="Arial"/>
+          <w:sz w:val="22"/>
+          <w:szCs w:val="22"/>
+          <w:lang w:val="nl-NL"/>
+        </w:rPr>
+        <w:br/>
+      </w:r>
+    </w:p>
+    <w:p>
+      <w:pPr>
+        <w:spacing w:line="276" w:lineRule="auto"/>
+        <w:rPr>
+          <w:rFonts w:ascii="Arial" w:eastAsia="Arial" w:hAnsi="Arial" w:cs="Arial"/>
+          <w:sz w:val="22"/>
+          <w:szCs w:val="22"/>
+          <w:lang w:val="nl"/>
+        </w:rPr>
+      </w:pPr>
+      <w:r>
+        <w:rPr>
+          <w:rFonts w:ascii="Arial" w:eastAsia="Arial" w:hAnsi="Arial" w:cs="Arial"/>
           <w:b/>
           <w:bCs/>
           <w:i/>
           <w:iCs/>
           <w:sz w:val="22"/>
           <w:szCs w:val="22"/>
-          <w:lang w:val="nl-NL"/>
-        </w:rPr>
-        <w:t>Analyse</w:t>
-      </w:r>
-      <w:r>
-        <w:rPr>
-          <w:lang w:val="nl-NL"/>
-        </w:rPr>
-        <w:t xml:space="preserve"> </w:t>
-      </w:r>
-    </w:p>
-    <w:p>
-      <w:pPr>
-        <w:rPr>
-          <w:rFonts w:ascii="Arial" w:hAnsi="Arial" w:cs="Arial"/>
-          <w:sz w:val="22"/>
-          <w:szCs w:val="22"/>
-          <w:lang w:val="nl-NL"/>
-        </w:rPr>
-      </w:pPr>
-    </w:p>
-    <w:p>
-      <w:pPr>
-        <w:pStyle w:val="ListParagraph"/>
+          <w:lang w:val="nl"/>
+        </w:rPr>
+        <w:t xml:space="preserve">Afvalverwerking: </w:t>
+      </w:r>
+      <w:r>
+        <w:rPr>
+          <w:rFonts w:ascii="Arial" w:eastAsia="Arial" w:hAnsi="Arial" w:cs="Arial"/>
+          <w:sz w:val="22"/>
+          <w:szCs w:val="22"/>
+          <w:lang w:val="nl"/>
+        </w:rPr>
+        <w:t xml:space="preserve">Hoort bij organisch halogeenarm afval. </w:t>
+      </w:r>
+    </w:p>
+    <w:p>
+      <w:pPr>
+        <w:spacing w:line="276" w:lineRule="auto"/>
+        <w:rPr>
+          <w:rFonts w:ascii="Arial" w:eastAsia="Arial" w:hAnsi="Arial" w:cs="Arial"/>
+          <w:sz w:val="22"/>
+          <w:szCs w:val="22"/>
+          <w:lang w:val="nl-NL"/>
+        </w:rPr>
+      </w:pPr>
+      <w:r>
+        <w:rPr>
+          <w:rFonts w:ascii="Arial" w:eastAsia="Arial" w:hAnsi="Arial" w:cs="Arial"/>
+          <w:b/>
+          <w:bCs/>
+          <w:i/>
+          <w:iCs/>
+          <w:sz w:val="22"/>
+          <w:szCs w:val="22"/>
+          <w:lang w:val="nl-NL"/>
+        </w:rPr>
+        <w:t>Maatregelen:</w:t>
+      </w:r>
+      <w:r>
+        <w:rPr>
+          <w:rFonts w:ascii="Arial" w:eastAsia="Arial" w:hAnsi="Arial" w:cs="Arial"/>
+          <w:sz w:val="22"/>
+          <w:szCs w:val="22"/>
+          <w:lang w:val="nl-NL"/>
+        </w:rPr>
+        <w:t xml:space="preserve"> Hanteren met handschoenen en in zuurkast</w:t>
+      </w:r>
+    </w:p>
+    <w:p>
+      <w:pPr>
+        <w:spacing w:line="276" w:lineRule="auto"/>
+        <w:rPr>
+          <w:rFonts w:ascii="Arial" w:hAnsi="Arial" w:cs="Arial"/>
+          <w:i/>
+          <w:iCs/>
+          <w:sz w:val="22"/>
+          <w:szCs w:val="22"/>
+          <w:lang w:val="nl-NL"/>
+        </w:rPr>
+      </w:pPr>
+    </w:p>
+    <w:p>
+      <w:pPr>
+        <w:pStyle w:val="NoSpacing"/>
         <w:numPr>
           <w:ilvl w:val="0"/>
-          <w:numId w:val="8"/>
+          <w:numId w:val="11"/>
         </w:numPr>
-        <w:rPr>
-          <w:rFonts w:ascii="Arial" w:hAnsi="Arial" w:cs="Arial"/>
-          <w:sz w:val="22"/>
-          <w:szCs w:val="22"/>
-          <w:lang w:val="nl-NL"/>
-        </w:rPr>
-      </w:pPr>
-      <w:r>
-        <w:rPr>
-          <w:rFonts w:ascii="Arial" w:hAnsi="Arial" w:cs="Arial"/>
-          <w:sz w:val="22"/>
-          <w:szCs w:val="22"/>
-          <w:lang w:val="nl-NL"/>
-        </w:rPr>
-        <w:t>Bereken de protease-activiteit als fluorescentie per minuut (F/min).</w:t>
-      </w:r>
-    </w:p>
-    <w:p>
-      <w:pPr>
-        <w:pStyle w:val="ListParagraph"/>
+        <w:spacing w:line="259" w:lineRule="auto"/>
+        <w:rPr>
+          <w:rFonts w:ascii="Arial" w:hAnsi="Arial" w:cs="Arial"/>
+          <w:color w:val="000000" w:themeColor="text1"/>
+          <w:sz w:val="22"/>
+          <w:szCs w:val="22"/>
+          <w:lang w:val="nl-NL"/>
+        </w:rPr>
+      </w:pPr>
+      <w:r>
+        <w:rPr>
+          <w:rFonts w:ascii="Arial" w:hAnsi="Arial" w:cs="Arial"/>
+          <w:color w:val="000000" w:themeColor="text1"/>
+          <w:sz w:val="22"/>
+          <w:szCs w:val="22"/>
+          <w:lang w:val="nl-NL"/>
+        </w:rPr>
+        <w:t>Trypsin soybean inhibitor</w:t>
+      </w:r>
+    </w:p>
+    <w:p>
+      <w:pPr>
+        <w:spacing w:line="276" w:lineRule="auto"/>
+        <w:rPr>
+          <w:rFonts w:ascii="Arial" w:hAnsi="Arial" w:cs="Arial"/>
+          <w:sz w:val="22"/>
+          <w:szCs w:val="22"/>
+        </w:rPr>
+      </w:pPr>
+      <w:r>
+        <w:rPr>
+          <w:rFonts w:ascii="Arial" w:hAnsi="Arial" w:cs="Arial"/>
+          <w:noProof/>
+          <w:sz w:val="22"/>
+          <w:szCs w:val="22"/>
+        </w:rPr>
+        <w:drawing>
+          <wp:inline distT="0" distB="0" distL="0" distR="0" wp14:anchorId="16B83E69" wp14:editId="353EFA57">
+            <wp:extent cx="534097" cy="497681"/>
+            <wp:effectExtent l="0" t="0" r="0" b="0"/>
+            <wp:docPr id="907816379" name="drawing"/>
+            <wp:cNvGraphicFramePr>
+              <a:graphicFrameLocks xmlns:a="http://schemas.openxmlformats.org/drawingml/2006/main" noChangeAspect="1"/>
+            </wp:cNvGraphicFramePr>
+            <a:graphic xmlns:a="http://schemas.openxmlformats.org/drawingml/2006/main">
+              <a:graphicData uri="http://schemas.openxmlformats.org/drawingml/2006/picture">
+                <pic:pic xmlns:pic="http://schemas.openxmlformats.org/drawingml/2006/picture">
+                  <pic:nvPicPr>
+                    <pic:cNvPr id="907816379" name=""/>
+                    <pic:cNvPicPr/>
+                  </pic:nvPicPr>
+                  <pic:blipFill>
+                    <a:blip r:embed="rId7">
+                      <a:extLst>
+                        <a:ext uri="{28A0092B-C50C-407E-A947-70E740481C1C}">
+                          <a14:useLocalDpi xmlns:a14="http://schemas.microsoft.com/office/drawing/2010/main"/>
+                        </a:ext>
+                      </a:extLst>
+                    </a:blip>
+                    <a:stretch>
+                      <a:fillRect/>
+                    </a:stretch>
+                  </pic:blipFill>
+                  <pic:spPr>
+                    <a:xfrm>
+                      <a:off x="0" y="0"/>
+                      <a:ext cx="534097" cy="497681"/>
+                    </a:xfrm>
+                    <a:prstGeom prst="rect">
+                      <a:avLst/>
+                    </a:prstGeom>
+                  </pic:spPr>
+                </pic:pic>
+              </a:graphicData>
+            </a:graphic>
+          </wp:inline>
+        </w:drawing>
+      </w:r>
+    </w:p>
+    <w:p>
+      <w:pPr>
+        <w:spacing w:line="276" w:lineRule="auto"/>
+        <w:rPr>
+          <w:rFonts w:ascii="Arial" w:eastAsia="Arial" w:hAnsi="Arial" w:cs="Arial"/>
+          <w:sz w:val="22"/>
+          <w:szCs w:val="22"/>
+          <w:lang w:val="nl-NL"/>
+        </w:rPr>
+      </w:pPr>
+      <w:r>
+        <w:rPr>
+          <w:rFonts w:ascii="Arial" w:eastAsia="Arial" w:hAnsi="Arial" w:cs="Arial"/>
+          <w:sz w:val="22"/>
+          <w:szCs w:val="22"/>
+          <w:lang w:val="nl-NL"/>
+        </w:rPr>
+        <w:t xml:space="preserve">H317 Kan een allergische huidreactie veroorzaken. </w:t>
+      </w:r>
+    </w:p>
+    <w:p>
+      <w:pPr>
+        <w:spacing w:line="276" w:lineRule="auto"/>
+        <w:rPr>
+          <w:rFonts w:ascii="Arial" w:eastAsia="Arial" w:hAnsi="Arial" w:cs="Arial"/>
+          <w:sz w:val="22"/>
+          <w:szCs w:val="22"/>
+          <w:lang w:val="nl-NL"/>
+        </w:rPr>
+      </w:pPr>
+      <w:r>
+        <w:rPr>
+          <w:rFonts w:ascii="Arial" w:eastAsia="Arial" w:hAnsi="Arial" w:cs="Arial"/>
+          <w:sz w:val="22"/>
+          <w:szCs w:val="22"/>
+          <w:lang w:val="nl-NL"/>
+        </w:rPr>
+        <w:t>H334 Kan bij inademing allergie- of astmasymptomen of ademhalingsmoeilijkheden veroorzaken.</w:t>
+      </w:r>
+    </w:p>
+    <w:p>
+      <w:pPr>
+        <w:spacing w:line="276" w:lineRule="auto"/>
+        <w:rPr>
+          <w:rFonts w:ascii="Arial" w:eastAsia="Arial" w:hAnsi="Arial" w:cs="Arial"/>
+          <w:sz w:val="22"/>
+          <w:szCs w:val="22"/>
+          <w:lang w:val="nl-NL"/>
+        </w:rPr>
+      </w:pPr>
+    </w:p>
+    <w:p>
+      <w:pPr>
+        <w:spacing w:line="276" w:lineRule="auto"/>
+        <w:rPr>
+          <w:rFonts w:ascii="Arial" w:eastAsia="Arial" w:hAnsi="Arial" w:cs="Arial"/>
+          <w:sz w:val="22"/>
+          <w:szCs w:val="22"/>
+          <w:lang w:val="nl-NL"/>
+        </w:rPr>
+      </w:pPr>
+      <w:r>
+        <w:rPr>
+          <w:rFonts w:ascii="Arial" w:eastAsia="Arial" w:hAnsi="Arial" w:cs="Arial"/>
+          <w:sz w:val="22"/>
+          <w:szCs w:val="22"/>
+          <w:lang w:val="nl-NL"/>
+        </w:rPr>
+        <w:t xml:space="preserve">P261 Inademing van stof vermijden. </w:t>
+      </w:r>
+    </w:p>
+    <w:p>
+      <w:pPr>
+        <w:spacing w:line="276" w:lineRule="auto"/>
+        <w:rPr>
+          <w:rFonts w:ascii="Arial" w:eastAsia="Arial" w:hAnsi="Arial" w:cs="Arial"/>
+          <w:sz w:val="22"/>
+          <w:szCs w:val="22"/>
+          <w:lang w:val="nl-NL"/>
+        </w:rPr>
+      </w:pPr>
+      <w:r>
+        <w:rPr>
+          <w:rFonts w:ascii="Arial" w:eastAsia="Arial" w:hAnsi="Arial" w:cs="Arial"/>
+          <w:sz w:val="22"/>
+          <w:szCs w:val="22"/>
+          <w:lang w:val="nl-NL"/>
+        </w:rPr>
+        <w:t xml:space="preserve">P272 Verontreinigde werkkleding mag de werkruimte niet verlaten. </w:t>
+      </w:r>
+    </w:p>
+    <w:p>
+      <w:pPr>
+        <w:spacing w:line="276" w:lineRule="auto"/>
+        <w:rPr>
+          <w:rFonts w:ascii="Arial" w:eastAsia="Arial" w:hAnsi="Arial" w:cs="Arial"/>
+          <w:sz w:val="22"/>
+          <w:szCs w:val="22"/>
+          <w:lang w:val="nl-NL"/>
+        </w:rPr>
+      </w:pPr>
+      <w:r>
+        <w:rPr>
+          <w:rFonts w:ascii="Arial" w:eastAsia="Arial" w:hAnsi="Arial" w:cs="Arial"/>
+          <w:sz w:val="22"/>
+          <w:szCs w:val="22"/>
+          <w:lang w:val="nl-NL"/>
+        </w:rPr>
+        <w:t xml:space="preserve">P280 Draag beschermende handschoenen. </w:t>
+      </w:r>
+    </w:p>
+    <w:p>
+      <w:pPr>
+        <w:spacing w:line="276" w:lineRule="auto"/>
+        <w:rPr>
+          <w:rFonts w:ascii="Arial" w:eastAsia="Arial" w:hAnsi="Arial" w:cs="Arial"/>
+          <w:sz w:val="22"/>
+          <w:szCs w:val="22"/>
+          <w:lang w:val="nl-NL"/>
+        </w:rPr>
+      </w:pPr>
+      <w:r>
+        <w:rPr>
+          <w:rFonts w:ascii="Arial" w:eastAsia="Arial" w:hAnsi="Arial" w:cs="Arial"/>
+          <w:sz w:val="22"/>
+          <w:szCs w:val="22"/>
+          <w:lang w:val="nl-NL"/>
+        </w:rPr>
+        <w:t xml:space="preserve">P284 Adembescherming dragen. </w:t>
+      </w:r>
+    </w:p>
+    <w:p>
+      <w:pPr>
+        <w:spacing w:line="276" w:lineRule="auto"/>
+        <w:rPr>
+          <w:rFonts w:ascii="Arial" w:eastAsia="Arial" w:hAnsi="Arial" w:cs="Arial"/>
+          <w:sz w:val="22"/>
+          <w:szCs w:val="22"/>
+          <w:lang w:val="nl-NL"/>
+        </w:rPr>
+      </w:pPr>
+      <w:r>
+        <w:rPr>
+          <w:rFonts w:ascii="Arial" w:eastAsia="Arial" w:hAnsi="Arial" w:cs="Arial"/>
+          <w:sz w:val="22"/>
+          <w:szCs w:val="22"/>
+          <w:lang w:val="nl-NL"/>
+        </w:rPr>
+        <w:t xml:space="preserve">P302 + P352 BIJ CONTACT MET DE </w:t>
+      </w:r>
+      <w:r>
+        <w:rPr>
+          <w:rFonts w:ascii="Arial" w:eastAsia="Arial" w:hAnsi="Arial" w:cs="Arial"/>
+          <w:b/>
+          <w:bCs/>
+          <w:sz w:val="22"/>
+          <w:szCs w:val="22"/>
+          <w:lang w:val="nl-NL"/>
+        </w:rPr>
+        <w:t>HUID</w:t>
+      </w:r>
+      <w:r>
+        <w:rPr>
+          <w:rFonts w:ascii="Arial" w:eastAsia="Arial" w:hAnsi="Arial" w:cs="Arial"/>
+          <w:sz w:val="22"/>
+          <w:szCs w:val="22"/>
+          <w:lang w:val="nl-NL"/>
+        </w:rPr>
+        <w:t xml:space="preserve">: met veel water wassen. </w:t>
+      </w:r>
+    </w:p>
+    <w:p>
+      <w:pPr>
+        <w:spacing w:line="276" w:lineRule="auto"/>
+        <w:rPr>
+          <w:rFonts w:ascii="Arial" w:eastAsia="Arial" w:hAnsi="Arial" w:cs="Arial"/>
+          <w:sz w:val="22"/>
+          <w:szCs w:val="22"/>
+          <w:lang w:val="nl-NL"/>
+        </w:rPr>
+      </w:pPr>
+      <w:r>
+        <w:rPr>
+          <w:rFonts w:ascii="Arial" w:eastAsia="Arial" w:hAnsi="Arial" w:cs="Arial"/>
+          <w:sz w:val="22"/>
+          <w:szCs w:val="22"/>
+          <w:lang w:val="nl-NL"/>
+        </w:rPr>
+        <w:t>P333 + P313 Bij huidirritatie of uitslag: een arts raadplegen.</w:t>
+      </w:r>
+    </w:p>
+    <w:p>
+      <w:pPr>
+        <w:spacing w:line="276" w:lineRule="auto"/>
+        <w:rPr>
+          <w:rFonts w:ascii="Arial" w:eastAsia="Arial" w:hAnsi="Arial" w:cs="Arial"/>
+          <w:sz w:val="22"/>
+          <w:szCs w:val="22"/>
+          <w:lang w:val="nl-NL"/>
+        </w:rPr>
+      </w:pPr>
+    </w:p>
+    <w:p>
+      <w:pPr>
+        <w:spacing w:line="276" w:lineRule="auto"/>
+        <w:rPr>
+          <w:rFonts w:ascii="Arial" w:eastAsia="Arial" w:hAnsi="Arial" w:cs="Arial"/>
+          <w:sz w:val="22"/>
+          <w:szCs w:val="22"/>
+          <w:lang w:val="nl"/>
+        </w:rPr>
+      </w:pPr>
+      <w:r>
+        <w:rPr>
+          <w:rFonts w:ascii="Arial" w:eastAsia="Arial" w:hAnsi="Arial" w:cs="Arial"/>
+          <w:b/>
+          <w:bCs/>
+          <w:i/>
+          <w:iCs/>
+          <w:sz w:val="22"/>
+          <w:szCs w:val="22"/>
+          <w:lang w:val="nl"/>
+        </w:rPr>
+        <w:t xml:space="preserve">Afvalverwerking: </w:t>
+      </w:r>
+      <w:r>
+        <w:rPr>
+          <w:rFonts w:ascii="Arial" w:eastAsia="Arial" w:hAnsi="Arial" w:cs="Arial"/>
+          <w:sz w:val="22"/>
+          <w:szCs w:val="22"/>
+          <w:lang w:val="nl"/>
+        </w:rPr>
+        <w:t xml:space="preserve">Hoort bij organisch halogeenarm afval. </w:t>
+      </w:r>
+    </w:p>
+    <w:p>
+      <w:pPr>
+        <w:spacing w:line="276" w:lineRule="auto"/>
+        <w:rPr>
+          <w:rFonts w:ascii="Arial" w:hAnsi="Arial" w:cs="Arial"/>
+          <w:color w:val="000000" w:themeColor="text1"/>
+          <w:sz w:val="22"/>
+          <w:szCs w:val="22"/>
+          <w:lang w:val="nl-NL"/>
+        </w:rPr>
+      </w:pPr>
+      <w:r>
+        <w:rPr>
+          <w:rFonts w:ascii="Arial" w:eastAsia="Arial" w:hAnsi="Arial" w:cs="Arial"/>
+          <w:b/>
+          <w:bCs/>
+          <w:i/>
+          <w:iCs/>
+          <w:sz w:val="22"/>
+          <w:szCs w:val="22"/>
+          <w:lang w:val="nl"/>
+        </w:rPr>
+        <w:t>Maatregelen:</w:t>
+      </w:r>
+      <w:r>
+        <w:rPr>
+          <w:rFonts w:ascii="Arial" w:eastAsia="Arial" w:hAnsi="Arial" w:cs="Arial"/>
+          <w:sz w:val="22"/>
+          <w:szCs w:val="22"/>
+          <w:lang w:val="nl"/>
+        </w:rPr>
+        <w:t xml:space="preserve"> Hanteren met handschoenen en in zuurkast.</w:t>
+      </w:r>
+    </w:p>
+    <w:p>
+      <w:pPr>
+        <w:spacing w:line="276" w:lineRule="auto"/>
+        <w:rPr>
+          <w:rFonts w:ascii="Arial" w:hAnsi="Arial" w:cs="Arial"/>
+          <w:i/>
+          <w:iCs/>
+          <w:sz w:val="22"/>
+          <w:szCs w:val="22"/>
+          <w:lang w:val="nl-NL"/>
+        </w:rPr>
+      </w:pPr>
+    </w:p>
+    <w:p>
+      <w:pPr>
+        <w:pStyle w:val="NoSpacing"/>
         <w:numPr>
           <w:ilvl w:val="0"/>
-          <w:numId w:val="8"/>
+          <w:numId w:val="11"/>
         </w:numPr>
-        <w:rPr>
-          <w:rFonts w:ascii="Arial" w:hAnsi="Arial" w:cs="Arial"/>
-          <w:sz w:val="22"/>
-          <w:szCs w:val="22"/>
-          <w:lang w:val="nl-NL"/>
-        </w:rPr>
-      </w:pPr>
-      <w:r>
-        <w:rPr>
-          <w:rFonts w:ascii="Arial" w:hAnsi="Arial" w:cs="Arial"/>
-          <w:sz w:val="22"/>
-          <w:szCs w:val="22"/>
-          <w:lang w:val="nl-NL"/>
-        </w:rPr>
-        <w:t>Definieer positieve protease-activiteit als F/min &gt; 5.</w:t>
-      </w:r>
+        <w:spacing w:line="259" w:lineRule="auto"/>
+        <w:rPr>
+          <w:rFonts w:ascii="Arial" w:hAnsi="Arial" w:cs="Arial"/>
+          <w:color w:val="000000" w:themeColor="text1"/>
+          <w:sz w:val="22"/>
+          <w:szCs w:val="22"/>
+          <w:lang w:val="nl-NL"/>
+        </w:rPr>
+      </w:pPr>
+      <w:r>
+        <w:rPr>
+          <w:rFonts w:ascii="Arial" w:hAnsi="Arial" w:cs="Arial"/>
+          <w:color w:val="000000" w:themeColor="text1"/>
+          <w:sz w:val="22"/>
+          <w:szCs w:val="22"/>
+          <w:lang w:val="nl-NL"/>
+        </w:rPr>
+        <w:t>PMSF</w:t>
+      </w:r>
+    </w:p>
+    <w:p>
+      <w:pPr>
+        <w:spacing w:line="276" w:lineRule="auto"/>
+        <w:rPr>
+          <w:rFonts w:ascii="Arial" w:hAnsi="Arial" w:cs="Arial"/>
+          <w:sz w:val="22"/>
+          <w:szCs w:val="22"/>
+        </w:rPr>
+      </w:pPr>
+      <w:r>
+        <w:rPr>
+          <w:rFonts w:ascii="Arial" w:hAnsi="Arial" w:cs="Arial"/>
+          <w:noProof/>
+          <w:sz w:val="22"/>
+          <w:szCs w:val="22"/>
+        </w:rPr>
+        <w:drawing>
+          <wp:inline distT="0" distB="0" distL="0" distR="0" wp14:anchorId="4C16BE49" wp14:editId="1F8ED8D4">
+            <wp:extent cx="1438476" cy="676369"/>
+            <wp:effectExtent l="0" t="0" r="0" b="0"/>
+            <wp:docPr id="2024823488" name="drawing"/>
+            <wp:cNvGraphicFramePr>
+              <a:graphicFrameLocks xmlns:a="http://schemas.openxmlformats.org/drawingml/2006/main" noChangeAspect="1"/>
+            </wp:cNvGraphicFramePr>
+            <a:graphic xmlns:a="http://schemas.openxmlformats.org/drawingml/2006/main">
+              <a:graphicData uri="http://schemas.openxmlformats.org/drawingml/2006/picture">
+                <pic:pic xmlns:pic="http://schemas.openxmlformats.org/drawingml/2006/picture">
+                  <pic:nvPicPr>
+                    <pic:cNvPr id="2024823488" name=""/>
+                    <pic:cNvPicPr/>
+                  </pic:nvPicPr>
+                  <pic:blipFill>
+                    <a:blip r:embed="rId8">
+                      <a:extLst>
+                        <a:ext uri="{28A0092B-C50C-407E-A947-70E740481C1C}">
+                          <a14:useLocalDpi xmlns:a14="http://schemas.microsoft.com/office/drawing/2010/main" val="0"/>
+                        </a:ext>
+                      </a:extLst>
+                    </a:blip>
+                    <a:stretch>
+                      <a:fillRect/>
+                    </a:stretch>
+                  </pic:blipFill>
+                  <pic:spPr>
+                    <a:xfrm>
+                      <a:off x="0" y="0"/>
+                      <a:ext cx="1438476" cy="676369"/>
+                    </a:xfrm>
+                    <a:prstGeom prst="rect">
+                      <a:avLst/>
+                    </a:prstGeom>
+                  </pic:spPr>
+                </pic:pic>
+              </a:graphicData>
+            </a:graphic>
+          </wp:inline>
+        </w:drawing>
+      </w:r>
+    </w:p>
+    <w:p>
+      <w:pPr>
+        <w:spacing w:line="276" w:lineRule="auto"/>
+        <w:rPr>
+          <w:rFonts w:ascii="Arial" w:eastAsia="Arial" w:hAnsi="Arial" w:cs="Arial"/>
+          <w:sz w:val="22"/>
+          <w:szCs w:val="22"/>
+          <w:lang w:val="nl-NL"/>
+        </w:rPr>
+      </w:pPr>
+      <w:r>
+        <w:rPr>
+          <w:rFonts w:ascii="Arial" w:eastAsia="Arial" w:hAnsi="Arial" w:cs="Arial"/>
+          <w:sz w:val="22"/>
+          <w:szCs w:val="22"/>
+          <w:lang w:val="nl-NL"/>
+        </w:rPr>
+        <w:t xml:space="preserve">H301 Giftig bij inslikken. </w:t>
+      </w:r>
+    </w:p>
+    <w:p>
+      <w:pPr>
+        <w:spacing w:line="276" w:lineRule="auto"/>
+        <w:rPr>
+          <w:rFonts w:ascii="Arial" w:eastAsia="Arial" w:hAnsi="Arial" w:cs="Arial"/>
+          <w:sz w:val="22"/>
+          <w:szCs w:val="22"/>
+          <w:lang w:val="nl-NL"/>
+        </w:rPr>
+      </w:pPr>
+      <w:r>
+        <w:rPr>
+          <w:rFonts w:ascii="Arial" w:eastAsia="Arial" w:hAnsi="Arial" w:cs="Arial"/>
+          <w:sz w:val="22"/>
+          <w:szCs w:val="22"/>
+          <w:lang w:val="nl-NL"/>
+        </w:rPr>
+        <w:t>H314 Veroorzaakt ernstige brandwonden en oogletsel.</w:t>
+      </w:r>
+    </w:p>
+    <w:p>
+      <w:pPr>
+        <w:spacing w:line="276" w:lineRule="auto"/>
+        <w:rPr>
+          <w:rFonts w:ascii="Arial" w:eastAsia="Arial" w:hAnsi="Arial" w:cs="Arial"/>
+          <w:sz w:val="22"/>
+          <w:szCs w:val="22"/>
+          <w:lang w:val="nl-NL"/>
+        </w:rPr>
+      </w:pPr>
+    </w:p>
+    <w:p>
+      <w:pPr>
+        <w:spacing w:line="276" w:lineRule="auto"/>
+        <w:rPr>
+          <w:rFonts w:ascii="Arial" w:eastAsia="Arial" w:hAnsi="Arial" w:cs="Arial"/>
+          <w:sz w:val="22"/>
+          <w:szCs w:val="22"/>
+          <w:lang w:val="nl-NL"/>
+        </w:rPr>
+      </w:pPr>
+      <w:r>
+        <w:rPr>
+          <w:rFonts w:ascii="Arial" w:eastAsia="Arial" w:hAnsi="Arial" w:cs="Arial"/>
+          <w:sz w:val="22"/>
+          <w:szCs w:val="22"/>
+          <w:lang w:val="nl-NL"/>
+        </w:rPr>
+        <w:lastRenderedPageBreak/>
+        <w:t xml:space="preserve">P260 Stof niet inademen. </w:t>
+      </w:r>
+    </w:p>
+    <w:p>
+      <w:pPr>
+        <w:spacing w:line="276" w:lineRule="auto"/>
+        <w:rPr>
+          <w:rFonts w:ascii="Arial" w:eastAsia="Arial" w:hAnsi="Arial" w:cs="Arial"/>
+          <w:sz w:val="22"/>
+          <w:szCs w:val="22"/>
+          <w:lang w:val="nl-NL"/>
+        </w:rPr>
+      </w:pPr>
+      <w:r>
+        <w:rPr>
+          <w:rFonts w:ascii="Arial" w:eastAsia="Arial" w:hAnsi="Arial" w:cs="Arial"/>
+          <w:sz w:val="22"/>
+          <w:szCs w:val="22"/>
+          <w:lang w:val="nl-NL"/>
+        </w:rPr>
+        <w:t>P280 Draag beschermende handschoenen/ beschermende kleding/ oogbescherming/ gelaatsbescherming/ gehoorbescherming.</w:t>
+      </w:r>
+    </w:p>
+    <w:p>
+      <w:pPr>
+        <w:spacing w:line="276" w:lineRule="auto"/>
+        <w:rPr>
+          <w:rFonts w:ascii="Arial" w:eastAsia="Arial" w:hAnsi="Arial" w:cs="Arial"/>
+          <w:sz w:val="22"/>
+          <w:szCs w:val="22"/>
+          <w:lang w:val="nl-NL"/>
+        </w:rPr>
+      </w:pPr>
+      <w:r>
+        <w:rPr>
+          <w:rFonts w:ascii="Arial" w:eastAsia="Arial" w:hAnsi="Arial" w:cs="Arial"/>
+          <w:sz w:val="22"/>
+          <w:szCs w:val="22"/>
+          <w:lang w:val="nl-NL"/>
+        </w:rPr>
+        <w:t xml:space="preserve">P301 + P310 + P330 NA </w:t>
+      </w:r>
+      <w:r>
+        <w:rPr>
+          <w:rFonts w:ascii="Arial" w:eastAsia="Arial" w:hAnsi="Arial" w:cs="Arial"/>
+          <w:b/>
+          <w:bCs/>
+          <w:sz w:val="22"/>
+          <w:szCs w:val="22"/>
+          <w:lang w:val="nl-NL"/>
+        </w:rPr>
+        <w:t>INSLIKKEN</w:t>
+      </w:r>
+      <w:r>
+        <w:rPr>
+          <w:rFonts w:ascii="Arial" w:eastAsia="Arial" w:hAnsi="Arial" w:cs="Arial"/>
+          <w:sz w:val="22"/>
+          <w:szCs w:val="22"/>
+          <w:lang w:val="nl-NL"/>
+        </w:rPr>
+        <w:t xml:space="preserve">: Onmiddellijk een ANTIGIFCENTRUM/ arts raadplegen. De mond spoelen. </w:t>
+      </w:r>
+    </w:p>
+    <w:p>
+      <w:pPr>
+        <w:spacing w:line="276" w:lineRule="auto"/>
+        <w:rPr>
+          <w:rFonts w:ascii="Arial" w:eastAsia="Arial" w:hAnsi="Arial" w:cs="Arial"/>
+          <w:sz w:val="22"/>
+          <w:szCs w:val="22"/>
+          <w:lang w:val="nl-NL"/>
+        </w:rPr>
+      </w:pPr>
+      <w:r>
+        <w:rPr>
+          <w:rFonts w:ascii="Arial" w:eastAsia="Arial" w:hAnsi="Arial" w:cs="Arial"/>
+          <w:sz w:val="22"/>
+          <w:szCs w:val="22"/>
+          <w:lang w:val="nl-NL"/>
+        </w:rPr>
+        <w:t xml:space="preserve">P303 + P361 + P353 BIJ CONTACT MET DE </w:t>
+      </w:r>
+      <w:r>
+        <w:rPr>
+          <w:rFonts w:ascii="Arial" w:eastAsia="Arial" w:hAnsi="Arial" w:cs="Arial"/>
+          <w:b/>
+          <w:bCs/>
+          <w:sz w:val="22"/>
+          <w:szCs w:val="22"/>
+          <w:lang w:val="nl-NL"/>
+        </w:rPr>
+        <w:t xml:space="preserve">HUID </w:t>
+      </w:r>
+      <w:r>
+        <w:rPr>
+          <w:rFonts w:ascii="Arial" w:eastAsia="Arial" w:hAnsi="Arial" w:cs="Arial"/>
+          <w:sz w:val="22"/>
+          <w:szCs w:val="22"/>
+          <w:lang w:val="nl-NL"/>
+        </w:rPr>
+        <w:t xml:space="preserve">(of het haar): verontreinigde kleding onmiddellijk uittrekken. Huid met water afspoelen. </w:t>
+      </w:r>
+    </w:p>
+    <w:p>
+      <w:pPr>
+        <w:spacing w:line="276" w:lineRule="auto"/>
+        <w:rPr>
+          <w:rFonts w:ascii="Arial" w:eastAsia="Arial" w:hAnsi="Arial" w:cs="Arial"/>
+          <w:sz w:val="22"/>
+          <w:szCs w:val="22"/>
+          <w:lang w:val="nl-NL"/>
+        </w:rPr>
+      </w:pPr>
+      <w:r>
+        <w:rPr>
+          <w:rFonts w:ascii="Arial" w:eastAsia="Arial" w:hAnsi="Arial" w:cs="Arial"/>
+          <w:sz w:val="22"/>
+          <w:szCs w:val="22"/>
+          <w:lang w:val="nl-NL"/>
+        </w:rPr>
+        <w:t xml:space="preserve">P304 + P340 + P310 NA </w:t>
+      </w:r>
+      <w:r>
+        <w:rPr>
+          <w:rFonts w:ascii="Arial" w:eastAsia="Arial" w:hAnsi="Arial" w:cs="Arial"/>
+          <w:b/>
+          <w:bCs/>
+          <w:sz w:val="22"/>
+          <w:szCs w:val="22"/>
+          <w:lang w:val="nl-NL"/>
+        </w:rPr>
+        <w:t>INADEMING</w:t>
+      </w:r>
+      <w:r>
+        <w:rPr>
+          <w:rFonts w:ascii="Arial" w:eastAsia="Arial" w:hAnsi="Arial" w:cs="Arial"/>
+          <w:sz w:val="22"/>
+          <w:szCs w:val="22"/>
+          <w:lang w:val="nl-NL"/>
+        </w:rPr>
+        <w:t xml:space="preserve">: de persoon in de frisse lucht brengen en ervoor zorgen dat deze gemakkelijk kan ademen. Onmiddellijk een ANTIGIFCENTRUM/ arts raadplegen. </w:t>
+      </w:r>
+    </w:p>
+    <w:p>
+      <w:pPr>
+        <w:spacing w:line="276" w:lineRule="auto"/>
+        <w:rPr>
+          <w:rFonts w:ascii="Arial" w:eastAsia="Arial" w:hAnsi="Arial" w:cs="Arial"/>
+          <w:sz w:val="22"/>
+          <w:szCs w:val="22"/>
+          <w:lang w:val="nl-NL"/>
+        </w:rPr>
+      </w:pPr>
+      <w:r>
+        <w:rPr>
+          <w:rFonts w:ascii="Arial" w:eastAsia="Arial" w:hAnsi="Arial" w:cs="Arial"/>
+          <w:sz w:val="22"/>
+          <w:szCs w:val="22"/>
+          <w:lang w:val="nl-NL"/>
+        </w:rPr>
+        <w:t xml:space="preserve">P305 + P351 + P338 + P310 BIJ CONTACT MET DE </w:t>
+      </w:r>
+      <w:r>
+        <w:rPr>
+          <w:rFonts w:ascii="Arial" w:eastAsia="Arial" w:hAnsi="Arial" w:cs="Arial"/>
+          <w:b/>
+          <w:bCs/>
+          <w:sz w:val="22"/>
+          <w:szCs w:val="22"/>
+          <w:lang w:val="nl-NL"/>
+        </w:rPr>
+        <w:t>OGEN</w:t>
+      </w:r>
+      <w:r>
+        <w:rPr>
+          <w:rFonts w:ascii="Arial" w:eastAsia="Arial" w:hAnsi="Arial" w:cs="Arial"/>
+          <w:sz w:val="22"/>
+          <w:szCs w:val="22"/>
+          <w:lang w:val="nl-NL"/>
+        </w:rPr>
+        <w:t>: voorzichtig afspoelen met water gedurende een aantal minuten; contactlenzen verwijderen, indien mogelijk; blijven spoelen. Onmiddellijk een ANTIGIFCENTRUM/ arts raadplegen.</w:t>
+      </w:r>
+    </w:p>
+    <w:p>
+      <w:pPr>
+        <w:spacing w:line="276" w:lineRule="auto"/>
+        <w:rPr>
+          <w:rFonts w:ascii="Arial" w:eastAsia="Arial" w:hAnsi="Arial" w:cs="Arial"/>
+          <w:sz w:val="22"/>
+          <w:szCs w:val="22"/>
+          <w:lang w:val="nl-NL"/>
+        </w:rPr>
+      </w:pPr>
+    </w:p>
+    <w:p>
+      <w:pPr>
+        <w:spacing w:line="276" w:lineRule="auto"/>
+        <w:rPr>
+          <w:rFonts w:ascii="Arial" w:eastAsia="Arial" w:hAnsi="Arial" w:cs="Arial"/>
+          <w:sz w:val="22"/>
+          <w:szCs w:val="22"/>
+          <w:lang w:val="nl"/>
+        </w:rPr>
+      </w:pPr>
+      <w:r>
+        <w:rPr>
+          <w:rFonts w:ascii="Arial" w:eastAsia="Arial" w:hAnsi="Arial" w:cs="Arial"/>
+          <w:b/>
+          <w:bCs/>
+          <w:i/>
+          <w:iCs/>
+          <w:sz w:val="22"/>
+          <w:szCs w:val="22"/>
+          <w:lang w:val="nl"/>
+        </w:rPr>
+        <w:t xml:space="preserve">Afvalverwerking: </w:t>
+      </w:r>
+      <w:r>
+        <w:rPr>
+          <w:rFonts w:ascii="Arial" w:eastAsia="Arial" w:hAnsi="Arial" w:cs="Arial"/>
+          <w:sz w:val="22"/>
+          <w:szCs w:val="22"/>
+          <w:lang w:val="nl"/>
+        </w:rPr>
+        <w:t xml:space="preserve">Hoort bij anorganisch basisch afval. </w:t>
+      </w:r>
+      <w:r>
+        <w:rPr>
+          <w:rFonts w:ascii="Arial" w:eastAsia="Arial" w:hAnsi="Arial" w:cs="Arial"/>
+          <w:b/>
+          <w:bCs/>
+          <w:sz w:val="22"/>
+          <w:szCs w:val="22"/>
+          <w:lang w:val="nl"/>
+        </w:rPr>
+        <w:t>NIET</w:t>
+      </w:r>
+      <w:r>
+        <w:rPr>
+          <w:rFonts w:ascii="Arial" w:eastAsia="Arial" w:hAnsi="Arial" w:cs="Arial"/>
+          <w:sz w:val="22"/>
+          <w:szCs w:val="22"/>
+          <w:lang w:val="nl"/>
+        </w:rPr>
+        <w:t xml:space="preserve"> mengen met zuren.</w:t>
+      </w:r>
+    </w:p>
+    <w:p>
+      <w:pPr>
+        <w:spacing w:line="276" w:lineRule="auto"/>
+        <w:rPr>
+          <w:rFonts w:ascii="Arial" w:hAnsi="Arial" w:cs="Arial"/>
+          <w:color w:val="000000" w:themeColor="text1"/>
+          <w:sz w:val="22"/>
+          <w:szCs w:val="22"/>
+          <w:lang w:val="nl-NL"/>
+        </w:rPr>
+      </w:pPr>
+      <w:r>
+        <w:rPr>
+          <w:rFonts w:ascii="Arial" w:eastAsia="Arial" w:hAnsi="Arial" w:cs="Arial"/>
+          <w:b/>
+          <w:bCs/>
+          <w:i/>
+          <w:iCs/>
+          <w:sz w:val="22"/>
+          <w:szCs w:val="22"/>
+          <w:lang w:val="nl"/>
+        </w:rPr>
+        <w:t>Maatregelen:</w:t>
+      </w:r>
+      <w:r>
+        <w:rPr>
+          <w:rFonts w:ascii="Arial" w:eastAsia="Arial" w:hAnsi="Arial" w:cs="Arial"/>
+          <w:sz w:val="22"/>
+          <w:szCs w:val="22"/>
+          <w:lang w:val="nl"/>
+        </w:rPr>
+        <w:t xml:space="preserve"> Hanteren met handschoenen en in zuurkast.</w:t>
+      </w:r>
+    </w:p>
+    <w:p>
+      <w:pPr>
+        <w:rPr>
+          <w:rFonts w:ascii="Arial" w:hAnsi="Arial" w:cs="Arial"/>
+          <w:sz w:val="22"/>
+          <w:szCs w:val="22"/>
+          <w:lang w:val="nl-NL"/>
+        </w:rPr>
+      </w:pPr>
     </w:p>
     <w:sectPr>
       <w:pgSz w:w="11906" w:h="16838"/>
@@ -792,51 +2584,122 @@
 </w:document>
 </file>
 
-<file path=word/comments.xml><?xml version="1.0" encoding="utf-8"?>
-<w:comments xmlns:wpc="http://schemas.microsoft.com/office/word/2010/wordprocessingCanvas" xmlns:cx="http://schemas.microsoft.com/office/drawing/2014/chartex" xmlns:cx1="http://schemas.microsoft.com/office/drawing/2015/9/8/chartex" xmlns:cx2="http://schemas.microsoft.com/office/drawing/2015/10/21/chartex" xmlns:cx3="http://schemas.microsoft.com/office/drawing/2016/5/9/chartex" xmlns:cx4="http://schemas.microsoft.com/office/drawing/2016/5/10/chartex" xmlns:cx5="http://schemas.microsoft.com/office/drawing/2016/5/11/chartex" xmlns:cx6="http://schemas.microsoft.com/office/drawing/2016/5/12/chartex" xmlns:cx7="http://schemas.microsoft.com/office/drawing/2016/5/13/chartex" xmlns:cx8="http://schemas.microsoft.com/office/drawing/2016/5/14/chartex" xmlns:mc="http://schemas.openxmlformats.org/markup-compatibility/2006" xmlns:aink="http://schemas.microsoft.com/office/drawing/2016/ink" xmlns:am3d="http://schemas.microsoft.com/office/drawing/2017/model3d" xmlns:o="urn:schemas-microsoft-com:office:office" xmlns:oel="http://schemas.microsoft.com/office/2019/extlst" xmlns:r="http://schemas.openxmlformats.org/officeDocument/2006/relationships" xmlns:m="http://schemas.openxmlformats.org/officeDocument/2006/math" xmlns:v="urn:schemas-microsoft-com:vml" xmlns:wp14="http://schemas.microsoft.com/office/word/2010/wordprocessingDrawing" xmlns:wp="http://schemas.openxmlformats.org/drawingml/2006/wordprocessingDrawing" xmlns:w10="urn:schemas-microsoft-com:office:word" xmlns:w="http://schemas.openxmlformats.org/wordprocessingml/2006/main" xmlns:w14="http://schemas.microsoft.com/office/word/2010/wordml" xmlns:w15="http://schemas.microsoft.com/office/word/2012/wordml" xmlns:w16cex="http://schemas.microsoft.com/office/word/2018/wordml/cex" xmlns:w16cid="http://schemas.microsoft.com/office/word/2016/wordml/cid" xmlns:w16="http://schemas.microsoft.com/office/word/2018/wordml" xmlns:w16du="http://schemas.microsoft.com/office/word/2023/wordml/word16du" xmlns:w16sdtdh="http://schemas.microsoft.com/office/word/2020/wordml/sdtdatahash" xmlns:w16sdtfl="http://schemas.microsoft.com/office/word/2024/wordml/sdtformatlock" xmlns:w16se="http://schemas.microsoft.com/office/word/2015/wordml/symex" xmlns:wpg="http://schemas.microsoft.com/office/word/2010/wordprocessingGroup" xmlns:wpi="http://schemas.microsoft.com/office/word/2010/wordprocessingInk" xmlns:wne="http://schemas.microsoft.com/office/word/2006/wordml" xmlns:wps="http://schemas.microsoft.com/office/word/2010/wordprocessingShape" mc:Ignorable="w14 w15 w16se w16cid w16 w16cex w16sdtdh w16sdtfl w16du wp14">
-  <w:comment w:id="0" w:author="Oumaima Anbari" w:date="2025-10-02T13:24:00Z" w:initials="OA">
-    <w:p>
-      <w:pPr>
-        <w:pStyle w:val="CommentText"/>
-      </w:pPr>
-      <w:r>
-        <w:rPr>
-          <w:rStyle w:val="CommentReference"/>
-        </w:rPr>
-        <w:annotationRef/>
-      </w:r>
-      <w:r>
-        <w:rPr>
-          <w:lang w:val="nl-NL"/>
-        </w:rPr>
-        <w:t>Tussenverdunning kiezen? 1 microliter in elke well pipeteren handmatig grote kans dat er iets mis gaat.</w:t>
-      </w:r>
-    </w:p>
-  </w:comment>
-</w:comments>
-</file>
-
-<file path=word/commentsExtended.xml><?xml version="1.0" encoding="utf-8"?>
-<w15:commentsEx xmlns:wpc="http://schemas.microsoft.com/office/word/2010/wordprocessingCanvas" xmlns:cx="http://schemas.microsoft.com/office/drawing/2014/chartex" xmlns:cx1="http://schemas.microsoft.com/office/drawing/2015/9/8/chartex" xmlns:cx2="http://schemas.microsoft.com/office/drawing/2015/10/21/chartex" xmlns:cx3="http://schemas.microsoft.com/office/drawing/2016/5/9/chartex" xmlns:cx4="http://schemas.microsoft.com/office/drawing/2016/5/10/chartex" xmlns:cx5="http://schemas.microsoft.com/office/drawing/2016/5/11/chartex" xmlns:cx6="http://schemas.microsoft.com/office/drawing/2016/5/12/chartex" xmlns:cx7="http://schemas.microsoft.com/office/drawing/2016/5/13/chartex" xmlns:cx8="http://schemas.microsoft.com/office/drawing/2016/5/14/chartex" xmlns:mc="http://schemas.openxmlformats.org/markup-compatibility/2006" xmlns:aink="http://schemas.microsoft.com/office/drawing/2016/ink" xmlns:am3d="http://schemas.microsoft.com/office/drawing/2017/model3d" xmlns:o="urn:schemas-microsoft-com:office:office" xmlns:oel="http://schemas.microsoft.com/office/2019/extlst" xmlns:r="http://schemas.openxmlformats.org/officeDocument/2006/relationships" xmlns:m="http://schemas.openxmlformats.org/officeDocument/2006/math" xmlns:v="urn:schemas-microsoft-com:vml" xmlns:wp14="http://schemas.microsoft.com/office/word/2010/wordprocessingDrawing" xmlns:wp="http://schemas.openxmlformats.org/drawingml/2006/wordprocessingDrawing" xmlns:w10="urn:schemas-microsoft-com:office:word" xmlns:w="http://schemas.openxmlformats.org/wordprocessingml/2006/main" xmlns:w14="http://schemas.microsoft.com/office/word/2010/wordml" xmlns:w15="http://schemas.microsoft.com/office/word/2012/wordml" xmlns:w16cex="http://schemas.microsoft.com/office/word/2018/wordml/cex" xmlns:w16cid="http://schemas.microsoft.com/office/word/2016/wordml/cid" xmlns:w16="http://schemas.microsoft.com/office/word/2018/wordml" xmlns:w16du="http://schemas.microsoft.com/office/word/2023/wordml/word16du" xmlns:w16sdtdh="http://schemas.microsoft.com/office/word/2020/wordml/sdtdatahash" xmlns:w16sdtfl="http://schemas.microsoft.com/office/word/2024/wordml/sdtformatlock" xmlns:w16se="http://schemas.microsoft.com/office/word/2015/wordml/symex" xmlns:wpg="http://schemas.microsoft.com/office/word/2010/wordprocessingGroup" xmlns:wpi="http://schemas.microsoft.com/office/word/2010/wordprocessingInk" xmlns:wne="http://schemas.microsoft.com/office/word/2006/wordml" xmlns:wps="http://schemas.microsoft.com/office/word/2010/wordprocessingShape" mc:Ignorable="w14 w15 w16se w16cid w16 w16cex w16sdtdh w16sdtfl w16du wp14">
-  <w15:commentEx w15:paraId="11B32F2E" w15:done="0"/>
-</w15:commentsEx>
-</file>
-
-<file path=word/commentsExtensible.xml><?xml version="1.0" encoding="utf-8"?>
-<w16cex:commentsExtensible xmlns:wpc="http://schemas.microsoft.com/office/word/2010/wordprocessingCanvas" xmlns:cx="http://schemas.microsoft.com/office/drawing/2014/chartex" xmlns:cx1="http://schemas.microsoft.com/office/drawing/2015/9/8/chartex" xmlns:cx2="http://schemas.microsoft.com/office/drawing/2015/10/21/chartex" xmlns:cx3="http://schemas.microsoft.com/office/drawing/2016/5/9/chartex" xmlns:cx4="http://schemas.microsoft.com/office/drawing/2016/5/10/chartex" xmlns:cx5="http://schemas.microsoft.com/office/drawing/2016/5/11/chartex" xmlns:cx6="http://schemas.microsoft.com/office/drawing/2016/5/12/chartex" xmlns:cx7="http://schemas.microsoft.com/office/drawing/2016/5/13/chartex" xmlns:cx8="http://schemas.microsoft.com/office/drawing/2016/5/14/chartex" xmlns:cr="http://schemas.microsoft.com/office/comments/2020/reactions" xmlns:mc="http://schemas.openxmlformats.org/markup-compatibility/2006" xmlns:aink="http://schemas.microsoft.com/office/drawing/2016/ink" xmlns:am3d="http://schemas.microsoft.com/office/drawing/2017/model3d" xmlns:o="urn:schemas-microsoft-com:office:office" xmlns:oel="http://schemas.microsoft.com/office/2019/extlst" xmlns:r="http://schemas.openxmlformats.org/officeDocument/2006/relationships" xmlns:m="http://schemas.openxmlformats.org/officeDocument/2006/math" xmlns:v="urn:schemas-microsoft-com:vml" xmlns:wp14="http://schemas.microsoft.com/office/word/2010/wordprocessingDrawing" xmlns:wp="http://schemas.openxmlformats.org/drawingml/2006/wordprocessingDrawing" xmlns:w10="urn:schemas-microsoft-com:office:word" xmlns:w="http://schemas.openxmlformats.org/wordprocessingml/2006/main" xmlns:w14="http://schemas.microsoft.com/office/word/2010/wordml" xmlns:w15="http://schemas.microsoft.com/office/word/2012/wordml" xmlns:w16cex="http://schemas.microsoft.com/office/word/2018/wordml/cex" xmlns:w16cid="http://schemas.microsoft.com/office/word/2016/wordml/cid" xmlns:w16="http://schemas.microsoft.com/office/word/2018/wordml" xmlns:w16du="http://schemas.microsoft.com/office/word/2023/wordml/word16du" xmlns:w16sdtdh="http://schemas.microsoft.com/office/word/2020/wordml/sdtdatahash" xmlns:w16sdtfl="http://schemas.microsoft.com/office/word/2024/wordml/sdtformatlock" xmlns:w16se="http://schemas.microsoft.com/office/word/2015/wordml/symex" xmlns:wpg="http://schemas.microsoft.com/office/word/2010/wordprocessingGroup" xmlns:wpi="http://schemas.microsoft.com/office/word/2010/wordprocessingInk" xmlns:wne="http://schemas.microsoft.com/office/word/2006/wordml" xmlns:wps="http://schemas.microsoft.com/office/word/2010/wordprocessingShape" mc:Ignorable="w14 w15 w16se w16cid w16 w16cex w16sdtdh w16sdtfl cr w16du wp14">
-  <w16cex:commentExtensible w16cex:durableId="247979BA" w16cex:dateUtc="2025-10-02T11:24:00Z"/>
-</w16cex:commentsExtensible>
-</file>
-
-<file path=word/commentsIds.xml><?xml version="1.0" encoding="utf-8"?>
-<w16cid:commentsIds xmlns:wpc="http://schemas.microsoft.com/office/word/2010/wordprocessingCanvas" xmlns:cx="http://schemas.microsoft.com/office/drawing/2014/chartex" xmlns:cx1="http://schemas.microsoft.com/office/drawing/2015/9/8/chartex" xmlns:cx2="http://schemas.microsoft.com/office/drawing/2015/10/21/chartex" xmlns:cx3="http://schemas.microsoft.com/office/drawing/2016/5/9/chartex" xmlns:cx4="http://schemas.microsoft.com/office/drawing/2016/5/10/chartex" xmlns:cx5="http://schemas.microsoft.com/office/drawing/2016/5/11/chartex" xmlns:cx6="http://schemas.microsoft.com/office/drawing/2016/5/12/chartex" xmlns:cx7="http://schemas.microsoft.com/office/drawing/2016/5/13/chartex" xmlns:cx8="http://schemas.microsoft.com/office/drawing/2016/5/14/chartex" xmlns:mc="http://schemas.openxmlformats.org/markup-compatibility/2006" xmlns:aink="http://schemas.microsoft.com/office/drawing/2016/ink" xmlns:am3d="http://schemas.microsoft.com/office/drawing/2017/model3d" xmlns:o="urn:schemas-microsoft-com:office:office" xmlns:oel="http://schemas.microsoft.com/office/2019/extlst" xmlns:r="http://schemas.openxmlformats.org/officeDocument/2006/relationships" xmlns:m="http://schemas.openxmlformats.org/officeDocument/2006/math" xmlns:v="urn:schemas-microsoft-com:vml" xmlns:wp14="http://schemas.microsoft.com/office/word/2010/wordprocessingDrawing" xmlns:wp="http://schemas.openxmlformats.org/drawingml/2006/wordprocessingDrawing" xmlns:w10="urn:schemas-microsoft-com:office:word" xmlns:w="http://schemas.openxmlformats.org/wordprocessingml/2006/main" xmlns:w14="http://schemas.microsoft.com/office/word/2010/wordml" xmlns:w15="http://schemas.microsoft.com/office/word/2012/wordml" xmlns:w16cex="http://schemas.microsoft.com/office/word/2018/wordml/cex" xmlns:w16cid="http://schemas.microsoft.com/office/word/2016/wordml/cid" xmlns:w16="http://schemas.microsoft.com/office/word/2018/wordml" xmlns:w16du="http://schemas.microsoft.com/office/word/2023/wordml/word16du" xmlns:w16sdtdh="http://schemas.microsoft.com/office/word/2020/wordml/sdtdatahash" xmlns:w16sdtfl="http://schemas.microsoft.com/office/word/2024/wordml/sdtformatlock" xmlns:w16se="http://schemas.microsoft.com/office/word/2015/wordml/symex" xmlns:wpg="http://schemas.microsoft.com/office/word/2010/wordprocessingGroup" xmlns:wpi="http://schemas.microsoft.com/office/word/2010/wordprocessingInk" xmlns:wne="http://schemas.microsoft.com/office/word/2006/wordml" xmlns:wps="http://schemas.microsoft.com/office/word/2010/wordprocessingShape" mc:Ignorable="w14 w15 w16se w16cid w16 w16cex w16sdtdh w16sdtfl w16du wp14">
-  <w16cid:commentId w16cid:paraId="11B32F2E" w16cid:durableId="247979BA"/>
-</w16cid:commentsIds>
-</file>
-
 <file path=word/numbering.xml><?xml version="1.0" encoding="utf-8"?>
 <w:numbering xmlns:wpc="http://schemas.microsoft.com/office/word/2010/wordprocessingCanvas" xmlns:cx="http://schemas.microsoft.com/office/drawing/2014/chartex" xmlns:cx1="http://schemas.microsoft.com/office/drawing/2015/9/8/chartex" xmlns:cx2="http://schemas.microsoft.com/office/drawing/2015/10/21/chartex" xmlns:cx3="http://schemas.microsoft.com/office/drawing/2016/5/9/chartex" xmlns:cx4="http://schemas.microsoft.com/office/drawing/2016/5/10/chartex" xmlns:cx5="http://schemas.microsoft.com/office/drawing/2016/5/11/chartex" xmlns:cx6="http://schemas.microsoft.com/office/drawing/2016/5/12/chartex" xmlns:cx7="http://schemas.microsoft.com/office/drawing/2016/5/13/chartex" xmlns:cx8="http://schemas.microsoft.com/office/drawing/2016/5/14/chartex" xmlns:mc="http://schemas.openxmlformats.org/markup-compatibility/2006" xmlns:aink="http://schemas.microsoft.com/office/drawing/2016/ink" xmlns:am3d="http://schemas.microsoft.com/office/drawing/2017/model3d" xmlns:o="urn:schemas-microsoft-com:office:office" xmlns:oel="http://schemas.microsoft.com/office/2019/extlst" xmlns:r="http://schemas.openxmlformats.org/officeDocument/2006/relationships" xmlns:m="http://schemas.openxmlformats.org/officeDocument/2006/math" xmlns:v="urn:schemas-microsoft-com:vml" xmlns:wp14="http://schemas.microsoft.com/office/word/2010/wordprocessingDrawing" xmlns:wp="http://schemas.openxmlformats.org/drawingml/2006/wordprocessingDrawing" xmlns:w10="urn:schemas-microsoft-com:office:word" xmlns:w="http://schemas.openxmlformats.org/wordprocessingml/2006/main" xmlns:w14="http://schemas.microsoft.com/office/word/2010/wordml" xmlns:w15="http://schemas.microsoft.com/office/word/2012/wordml" xmlns:w16cex="http://schemas.microsoft.com/office/word/2018/wordml/cex" xmlns:w16cid="http://schemas.microsoft.com/office/word/2016/wordml/cid" xmlns:w16="http://schemas.microsoft.com/office/word/2018/wordml" xmlns:w16du="http://schemas.microsoft.com/office/word/2023/wordml/word16du" xmlns:w16sdtdh="http://schemas.microsoft.com/office/word/2020/wordml/sdtdatahash" xmlns:w16sdtfl="http://schemas.microsoft.com/office/word/2024/wordml/sdtformatlock" xmlns:w16se="http://schemas.microsoft.com/office/word/2015/wordml/symex" xmlns:wpg="http://schemas.microsoft.com/office/word/2010/wordprocessingGroup" xmlns:wpi="http://schemas.microsoft.com/office/word/2010/wordprocessingInk" xmlns:wne="http://schemas.microsoft.com/office/word/2006/wordml" xmlns:wps="http://schemas.microsoft.com/office/word/2010/wordprocessingShape" mc:Ignorable="w14 w15 w16se w16cid w16 w16cex w16sdtdh w16sdtfl w16du wp14">
   <w:abstractNum w:abstractNumId="0" w15:restartNumberingAfterBreak="0">
+    <w:nsid w:val="01BBF5C0"/>
+    <w:multiLevelType w:val="hybridMultilevel"/>
+    <w:tmpl w:val="24BEFE2C"/>
+    <w:lvl w:ilvl="0" w:tplc="850A7028">
+      <w:start w:val="1"/>
+      <w:numFmt w:val="bullet"/>
+      <w:lvlText w:val=""/>
+      <w:lvlJc w:val="left"/>
+      <w:pPr>
+        <w:ind w:left="720" w:hanging="360"/>
+      </w:pPr>
+      <w:rPr>
+        <w:rFonts w:ascii="Symbol" w:hAnsi="Symbol" w:hint="default"/>
+      </w:rPr>
+    </w:lvl>
+    <w:lvl w:ilvl="1" w:tplc="4876494A">
+      <w:start w:val="1"/>
+      <w:numFmt w:val="bullet"/>
+      <w:lvlText w:val="o"/>
+      <w:lvlJc w:val="left"/>
+      <w:pPr>
+        <w:ind w:left="1440" w:hanging="360"/>
+      </w:pPr>
+      <w:rPr>
+        <w:rFonts w:ascii="Courier New" w:hAnsi="Courier New" w:hint="default"/>
+      </w:rPr>
+    </w:lvl>
+    <w:lvl w:ilvl="2" w:tplc="2758E04C">
+      <w:start w:val="1"/>
+      <w:numFmt w:val="bullet"/>
+      <w:lvlText w:val=""/>
+      <w:lvlJc w:val="left"/>
+      <w:pPr>
+        <w:ind w:left="2160" w:hanging="360"/>
+      </w:pPr>
+      <w:rPr>
+        <w:rFonts w:ascii="Wingdings" w:hAnsi="Wingdings" w:hint="default"/>
+      </w:rPr>
+    </w:lvl>
+    <w:lvl w:ilvl="3" w:tplc="44F2828A">
+      <w:start w:val="1"/>
+      <w:numFmt w:val="bullet"/>
+      <w:lvlText w:val=""/>
+      <w:lvlJc w:val="left"/>
+      <w:pPr>
+        <w:ind w:left="2880" w:hanging="360"/>
+      </w:pPr>
+      <w:rPr>
+        <w:rFonts w:ascii="Symbol" w:hAnsi="Symbol" w:hint="default"/>
+      </w:rPr>
+    </w:lvl>
+    <w:lvl w:ilvl="4" w:tplc="916C4A34">
+      <w:start w:val="1"/>
+      <w:numFmt w:val="bullet"/>
+      <w:lvlText w:val="o"/>
+      <w:lvlJc w:val="left"/>
+      <w:pPr>
+        <w:ind w:left="3600" w:hanging="360"/>
+      </w:pPr>
+      <w:rPr>
+        <w:rFonts w:ascii="Courier New" w:hAnsi="Courier New" w:hint="default"/>
+      </w:rPr>
+    </w:lvl>
+    <w:lvl w:ilvl="5" w:tplc="3BAE06F6">
+      <w:start w:val="1"/>
+      <w:numFmt w:val="bullet"/>
+      <w:lvlText w:val=""/>
+      <w:lvlJc w:val="left"/>
+      <w:pPr>
+        <w:ind w:left="4320" w:hanging="360"/>
+      </w:pPr>
+      <w:rPr>
+        <w:rFonts w:ascii="Wingdings" w:hAnsi="Wingdings" w:hint="default"/>
+      </w:rPr>
+    </w:lvl>
+    <w:lvl w:ilvl="6" w:tplc="8BDC00FE">
+      <w:start w:val="1"/>
+      <w:numFmt w:val="bullet"/>
+      <w:lvlText w:val=""/>
+      <w:lvlJc w:val="left"/>
+      <w:pPr>
+        <w:ind w:left="5040" w:hanging="360"/>
+      </w:pPr>
+      <w:rPr>
+        <w:rFonts w:ascii="Symbol" w:hAnsi="Symbol" w:hint="default"/>
+      </w:rPr>
+    </w:lvl>
+    <w:lvl w:ilvl="7" w:tplc="5388FD58">
+      <w:start w:val="1"/>
+      <w:numFmt w:val="bullet"/>
+      <w:lvlText w:val="o"/>
+      <w:lvlJc w:val="left"/>
+      <w:pPr>
+        <w:ind w:left="5760" w:hanging="360"/>
+      </w:pPr>
+      <w:rPr>
+        <w:rFonts w:ascii="Courier New" w:hAnsi="Courier New" w:hint="default"/>
+      </w:rPr>
+    </w:lvl>
+    <w:lvl w:ilvl="8" w:tplc="D52CB252">
+      <w:start w:val="1"/>
+      <w:numFmt w:val="bullet"/>
+      <w:lvlText w:val=""/>
+      <w:lvlJc w:val="left"/>
+      <w:pPr>
+        <w:ind w:left="6480" w:hanging="360"/>
+      </w:pPr>
+      <w:rPr>
+        <w:rFonts w:ascii="Wingdings" w:hAnsi="Wingdings" w:hint="default"/>
+      </w:rPr>
+    </w:lvl>
+  </w:abstractNum>
+  <w:abstractNum w:abstractNumId="1" w15:restartNumberingAfterBreak="0">
     <w:nsid w:val="098B59C6"/>
     <w:multiLevelType w:val="hybridMultilevel"/>
     <w:tmpl w:val="B0345FCE"/>
@@ -925,7 +2788,7 @@
       </w:pPr>
     </w:lvl>
   </w:abstractNum>
-  <w:abstractNum w:abstractNumId="1" w15:restartNumberingAfterBreak="0">
+  <w:abstractNum w:abstractNumId="2" w15:restartNumberingAfterBreak="0">
     <w:nsid w:val="12C96C93"/>
     <w:multiLevelType w:val="hybridMultilevel"/>
     <w:tmpl w:val="F2125B3C"/>
@@ -1014,7 +2877,7 @@
       </w:pPr>
     </w:lvl>
   </w:abstractNum>
-  <w:abstractNum w:abstractNumId="2" w15:restartNumberingAfterBreak="0">
+  <w:abstractNum w:abstractNumId="3" w15:restartNumberingAfterBreak="0">
     <w:nsid w:val="36157585"/>
     <w:multiLevelType w:val="hybridMultilevel"/>
     <w:tmpl w:val="F558BF20"/>
@@ -1103,7 +2966,120 @@
       </w:pPr>
     </w:lvl>
   </w:abstractNum>
-  <w:abstractNum w:abstractNumId="3" w15:restartNumberingAfterBreak="0">
+  <w:abstractNum w:abstractNumId="4" w15:restartNumberingAfterBreak="0">
+    <w:nsid w:val="477A4A9E"/>
+    <w:multiLevelType w:val="hybridMultilevel"/>
+    <w:tmpl w:val="C1C654AE"/>
+    <w:lvl w:ilvl="0" w:tplc="08090001">
+      <w:start w:val="1"/>
+      <w:numFmt w:val="bullet"/>
+      <w:lvlText w:val=""/>
+      <w:lvlJc w:val="left"/>
+      <w:pPr>
+        <w:ind w:left="720" w:hanging="360"/>
+      </w:pPr>
+      <w:rPr>
+        <w:rFonts w:ascii="Symbol" w:hAnsi="Symbol" w:hint="default"/>
+      </w:rPr>
+    </w:lvl>
+    <w:lvl w:ilvl="1" w:tplc="08090003" w:tentative="1">
+      <w:start w:val="1"/>
+      <w:numFmt w:val="bullet"/>
+      <w:lvlText w:val="o"/>
+      <w:lvlJc w:val="left"/>
+      <w:pPr>
+        <w:ind w:left="1440" w:hanging="360"/>
+      </w:pPr>
+      <w:rPr>
+        <w:rFonts w:ascii="Courier New" w:hAnsi="Courier New" w:cs="Courier New" w:hint="default"/>
+      </w:rPr>
+    </w:lvl>
+    <w:lvl w:ilvl="2" w:tplc="08090005" w:tentative="1">
+      <w:start w:val="1"/>
+      <w:numFmt w:val="bullet"/>
+      <w:lvlText w:val=""/>
+      <w:lvlJc w:val="left"/>
+      <w:pPr>
+        <w:ind w:left="2160" w:hanging="360"/>
+      </w:pPr>
+      <w:rPr>
+        <w:rFonts w:ascii="Wingdings" w:hAnsi="Wingdings" w:hint="default"/>
+      </w:rPr>
+    </w:lvl>
+    <w:lvl w:ilvl="3" w:tplc="08090001" w:tentative="1">
+      <w:start w:val="1"/>
+      <w:numFmt w:val="bullet"/>
+      <w:lvlText w:val=""/>
+      <w:lvlJc w:val="left"/>
+      <w:pPr>
+        <w:ind w:left="2880" w:hanging="360"/>
+      </w:pPr>
+      <w:rPr>
+        <w:rFonts w:ascii="Symbol" w:hAnsi="Symbol" w:hint="default"/>
+      </w:rPr>
+    </w:lvl>
+    <w:lvl w:ilvl="4" w:tplc="08090003" w:tentative="1">
+      <w:start w:val="1"/>
+      <w:numFmt w:val="bullet"/>
+      <w:lvlText w:val="o"/>
+      <w:lvlJc w:val="left"/>
+      <w:pPr>
+        <w:ind w:left="3600" w:hanging="360"/>
+      </w:pPr>
+      <w:rPr>
+        <w:rFonts w:ascii="Courier New" w:hAnsi="Courier New" w:cs="Courier New" w:hint="default"/>
+      </w:rPr>
+    </w:lvl>
+    <w:lvl w:ilvl="5" w:tplc="08090005" w:tentative="1">
+      <w:start w:val="1"/>
+      <w:numFmt w:val="bullet"/>
+      <w:lvlText w:val=""/>
+      <w:lvlJc w:val="left"/>
+      <w:pPr>
+        <w:ind w:left="4320" w:hanging="360"/>
+      </w:pPr>
+      <w:rPr>
+        <w:rFonts w:ascii="Wingdings" w:hAnsi="Wingdings" w:hint="default"/>
+      </w:rPr>
+    </w:lvl>
+    <w:lvl w:ilvl="6" w:tplc="08090001" w:tentative="1">
+      <w:start w:val="1"/>
+      <w:numFmt w:val="bullet"/>
+      <w:lvlText w:val=""/>
+      <w:lvlJc w:val="left"/>
+      <w:pPr>
+        <w:ind w:left="5040" w:hanging="360"/>
+      </w:pPr>
+      <w:rPr>
+        <w:rFonts w:ascii="Symbol" w:hAnsi="Symbol" w:hint="default"/>
+      </w:rPr>
+    </w:lvl>
+    <w:lvl w:ilvl="7" w:tplc="08090003" w:tentative="1">
+      <w:start w:val="1"/>
+      <w:numFmt w:val="bullet"/>
+      <w:lvlText w:val="o"/>
+      <w:lvlJc w:val="left"/>
+      <w:pPr>
+        <w:ind w:left="5760" w:hanging="360"/>
+      </w:pPr>
+      <w:rPr>
+        <w:rFonts w:ascii="Courier New" w:hAnsi="Courier New" w:cs="Courier New" w:hint="default"/>
+      </w:rPr>
+    </w:lvl>
+    <w:lvl w:ilvl="8" w:tplc="08090005" w:tentative="1">
+      <w:start w:val="1"/>
+      <w:numFmt w:val="bullet"/>
+      <w:lvlText w:val=""/>
+      <w:lvlJc w:val="left"/>
+      <w:pPr>
+        <w:ind w:left="6480" w:hanging="360"/>
+      </w:pPr>
+      <w:rPr>
+        <w:rFonts w:ascii="Wingdings" w:hAnsi="Wingdings" w:hint="default"/>
+      </w:rPr>
+    </w:lvl>
+  </w:abstractNum>
+  <w:abstractNum w:abstractNumId="5" w15:restartNumberingAfterBreak="0">
     <w:nsid w:val="53A93DC2"/>
     <w:multiLevelType w:val="multilevel"/>
     <w:tmpl w:val="16AAF7EA"/>
@@ -1252,7 +3228,7 @@
       </w:rPr>
     </w:lvl>
   </w:abstractNum>
-  <w:abstractNum w:abstractNumId="4" w15:restartNumberingAfterBreak="0">
+  <w:abstractNum w:abstractNumId="6" w15:restartNumberingAfterBreak="0">
     <w:nsid w:val="69996904"/>
     <w:multiLevelType w:val="hybridMultilevel"/>
     <w:tmpl w:val="2FF63770"/>
@@ -1338,7 +3314,7 @@
       </w:pPr>
     </w:lvl>
   </w:abstractNum>
-  <w:abstractNum w:abstractNumId="5" w15:restartNumberingAfterBreak="0">
+  <w:abstractNum w:abstractNumId="7" w15:restartNumberingAfterBreak="0">
     <w:nsid w:val="6F3344A7"/>
     <w:multiLevelType w:val="hybridMultilevel"/>
     <w:tmpl w:val="146A71AC"/>
@@ -1451,7 +3427,93 @@
       </w:rPr>
     </w:lvl>
   </w:abstractNum>
-  <w:abstractNum w:abstractNumId="6" w15:restartNumberingAfterBreak="0">
+  <w:abstractNum w:abstractNumId="8" w15:restartNumberingAfterBreak="0">
+    <w:nsid w:val="70172B8F"/>
+    <w:multiLevelType w:val="hybridMultilevel"/>
+    <w:tmpl w:val="8E782486"/>
+    <w:lvl w:ilvl="0" w:tplc="A9500452">
+      <w:start w:val="1"/>
+      <w:numFmt w:val="decimal"/>
+      <w:lvlText w:val="%1."/>
+      <w:lvlJc w:val="left"/>
+      <w:pPr>
+        <w:ind w:left="720" w:hanging="360"/>
+      </w:pPr>
+    </w:lvl>
+    <w:lvl w:ilvl="1" w:tplc="1ED06B92">
+      <w:start w:val="1"/>
+      <w:numFmt w:val="lowerLetter"/>
+      <w:lvlText w:val="%2."/>
+      <w:lvlJc w:val="left"/>
+      <w:pPr>
+        <w:ind w:left="1440" w:hanging="360"/>
+      </w:pPr>
+    </w:lvl>
+    <w:lvl w:ilvl="2" w:tplc="5AC6E1D8">
+      <w:start w:val="1"/>
+      <w:numFmt w:val="lowerRoman"/>
+      <w:lvlText w:val="%3."/>
+      <w:lvlJc w:val="right"/>
+      <w:pPr>
+        <w:ind w:left="2160" w:hanging="180"/>
+      </w:pPr>
+    </w:lvl>
+    <w:lvl w:ilvl="3" w:tplc="DCEE4E2C">
+      <w:start w:val="1"/>
+      <w:numFmt w:val="decimal"/>
+      <w:lvlText w:val="%4."/>
+      <w:lvlJc w:val="left"/>
+      <w:pPr>
+        <w:ind w:left="2880" w:hanging="360"/>
+      </w:pPr>
+    </w:lvl>
+    <w:lvl w:ilvl="4" w:tplc="556A45A4">
+      <w:start w:val="1"/>
+      <w:numFmt w:val="lowerLetter"/>
+      <w:lvlText w:val="%5."/>
+      <w:lvlJc w:val="left"/>
+      <w:pPr>
+        <w:ind w:left="3600" w:hanging="360"/>
+      </w:pPr>
+    </w:lvl>
+    <w:lvl w:ilvl="5" w:tplc="381E59AC">
+      <w:start w:val="1"/>
+      <w:numFmt w:val="lowerRoman"/>
+      <w:lvlText w:val="%6."/>
+      <w:lvlJc w:val="right"/>
+      <w:pPr>
+        <w:ind w:left="4320" w:hanging="180"/>
+      </w:pPr>
+    </w:lvl>
+    <w:lvl w:ilvl="6" w:tplc="9D146E0C">
+      <w:start w:val="1"/>
+      <w:numFmt w:val="decimal"/>
+      <w:lvlText w:val="%7."/>
+      <w:lvlJc w:val="left"/>
+      <w:pPr>
+        <w:ind w:left="5040" w:hanging="360"/>
+      </w:pPr>
+    </w:lvl>
+    <w:lvl w:ilvl="7" w:tplc="44FCD54E">
+      <w:start w:val="1"/>
+      <w:numFmt w:val="lowerLetter"/>
+      <w:lvlText w:val="%8."/>
+      <w:lvlJc w:val="left"/>
+      <w:pPr>
+        <w:ind w:left="5760" w:hanging="360"/>
+      </w:pPr>
+    </w:lvl>
+    <w:lvl w:ilvl="8" w:tplc="9B904E96">
+      <w:start w:val="1"/>
+      <w:numFmt w:val="lowerRoman"/>
+      <w:lvlText w:val="%9."/>
+      <w:lvlJc w:val="right"/>
+      <w:pPr>
+        <w:ind w:left="6480" w:hanging="180"/>
+      </w:pPr>
+    </w:lvl>
+  </w:abstractNum>
+  <w:abstractNum w:abstractNumId="9" w15:restartNumberingAfterBreak="0">
     <w:nsid w:val="712E302C"/>
     <w:multiLevelType w:val="hybridMultilevel"/>
     <w:tmpl w:val="8CBEFE46"/>
@@ -1537,7 +3599,7 @@
       </w:pPr>
     </w:lvl>
   </w:abstractNum>
-  <w:abstractNum w:abstractNumId="7" w15:restartNumberingAfterBreak="0">
+  <w:abstractNum w:abstractNumId="10" w15:restartNumberingAfterBreak="0">
     <w:nsid w:val="79076022"/>
     <w:multiLevelType w:val="multilevel"/>
     <w:tmpl w:val="6B32D248"/>
@@ -1687,38 +3749,39 @@
     </w:lvl>
   </w:abstractNum>
   <w:num w:numId="1" w16cid:durableId="1026251279">
+    <w:abstractNumId w:val="5"/>
+  </w:num>
+  <w:num w:numId="2" w16cid:durableId="1618829348">
+    <w:abstractNumId w:val="10"/>
+  </w:num>
+  <w:num w:numId="3" w16cid:durableId="1214388624">
+    <w:abstractNumId w:val="6"/>
+  </w:num>
+  <w:num w:numId="4" w16cid:durableId="1492210746">
+    <w:abstractNumId w:val="9"/>
+  </w:num>
+  <w:num w:numId="5" w16cid:durableId="1466777958">
+    <w:abstractNumId w:val="7"/>
+  </w:num>
+  <w:num w:numId="6" w16cid:durableId="1796410531">
+    <w:abstractNumId w:val="2"/>
+  </w:num>
+  <w:num w:numId="7" w16cid:durableId="1128082533">
+    <w:abstractNumId w:val="1"/>
+  </w:num>
+  <w:num w:numId="8" w16cid:durableId="577715540">
     <w:abstractNumId w:val="3"/>
   </w:num>
-  <w:num w:numId="2" w16cid:durableId="1618829348">
-    <w:abstractNumId w:val="7"/>
+  <w:num w:numId="9" w16cid:durableId="572274257">
+    <w:abstractNumId w:val="8"/>
   </w:num>
-  <w:num w:numId="3" w16cid:durableId="1214388624">
+  <w:num w:numId="10" w16cid:durableId="925460304">
+    <w:abstractNumId w:val="0"/>
+  </w:num>
+  <w:num w:numId="11" w16cid:durableId="2026856601">
     <w:abstractNumId w:val="4"/>
   </w:num>
-  <w:num w:numId="4" w16cid:durableId="1492210746">
-    <w:abstractNumId w:val="6"/>
-  </w:num>
-  <w:num w:numId="5" w16cid:durableId="1466777958">
-    <w:abstractNumId w:val="5"/>
-  </w:num>
-  <w:num w:numId="6" w16cid:durableId="1796410531">
-    <w:abstractNumId w:val="1"/>
-  </w:num>
-  <w:num w:numId="7" w16cid:durableId="1128082533">
-    <w:abstractNumId w:val="0"/>
-  </w:num>
-  <w:num w:numId="8" w16cid:durableId="577715540">
-    <w:abstractNumId w:val="2"/>
-  </w:num>
 </w:numbering>
-</file>
-
-<file path=word/people.xml><?xml version="1.0" encoding="utf-8"?>
-<w15:people xmlns:wpc="http://schemas.microsoft.com/office/word/2010/wordprocessingCanvas" xmlns:cx="http://schemas.microsoft.com/office/drawing/2014/chartex" xmlns:cx1="http://schemas.microsoft.com/office/drawing/2015/9/8/chartex" xmlns:cx2="http://schemas.microsoft.com/office/drawing/2015/10/21/chartex" xmlns:cx3="http://schemas.microsoft.com/office/drawing/2016/5/9/chartex" xmlns:cx4="http://schemas.microsoft.com/office/drawing/2016/5/10/chartex" xmlns:cx5="http://schemas.microsoft.com/office/drawing/2016/5/11/chartex" xmlns:cx6="http://schemas.microsoft.com/office/drawing/2016/5/12/chartex" xmlns:cx7="http://schemas.microsoft.com/office/drawing/2016/5/13/chartex" xmlns:cx8="http://schemas.microsoft.com/office/drawing/2016/5/14/chartex" xmlns:mc="http://schemas.openxmlformats.org/markup-compatibility/2006" xmlns:aink="http://schemas.microsoft.com/office/drawing/2016/ink" xmlns:am3d="http://schemas.microsoft.com/office/drawing/2017/model3d" xmlns:o="urn:schemas-microsoft-com:office:office" xmlns:oel="http://schemas.microsoft.com/office/2019/extlst" xmlns:r="http://schemas.openxmlformats.org/officeDocument/2006/relationships" xmlns:m="http://schemas.openxmlformats.org/officeDocument/2006/math" xmlns:v="urn:schemas-microsoft-com:vml" xmlns:wp14="http://schemas.microsoft.com/office/word/2010/wordprocessingDrawing" xmlns:wp="http://schemas.openxmlformats.org/drawingml/2006/wordprocessingDrawing" xmlns:w10="urn:schemas-microsoft-com:office:word" xmlns:w="http://schemas.openxmlformats.org/wordprocessingml/2006/main" xmlns:w14="http://schemas.microsoft.com/office/word/2010/wordml" xmlns:w15="http://schemas.microsoft.com/office/word/2012/wordml" xmlns:w16cex="http://schemas.microsoft.com/office/word/2018/wordml/cex" xmlns:w16cid="http://schemas.microsoft.com/office/word/2016/wordml/cid" xmlns:w16="http://schemas.microsoft.com/office/word/2018/wordml" xmlns:w16du="http://schemas.microsoft.com/office/word/2023/wordml/word16du" xmlns:w16sdtdh="http://schemas.microsoft.com/office/word/2020/wordml/sdtdatahash" xmlns:w16sdtfl="http://schemas.microsoft.com/office/word/2024/wordml/sdtformatlock" xmlns:w16se="http://schemas.microsoft.com/office/word/2015/wordml/symex" xmlns:wpg="http://schemas.microsoft.com/office/word/2010/wordprocessingGroup" xmlns:wpi="http://schemas.microsoft.com/office/word/2010/wordprocessingInk" xmlns:wne="http://schemas.microsoft.com/office/word/2006/wordml" xmlns:wps="http://schemas.microsoft.com/office/word/2010/wordprocessingShape" mc:Ignorable="w14 w15 w16se w16cid w16 w16cex w16sdtdh w16sdtfl w16du wp14">
-  <w15:person w15:author="Oumaima Anbari">
-    <w15:presenceInfo w15:providerId="AD" w15:userId="S::oumaima.anbari@student.hu.nl::aa60b7cb-9021-4a74-b117-853c284d9ead"/>
-  </w15:person>
-</w15:people>
 </file>
 
 <file path=word/styles.xml><?xml version="1.0" encoding="utf-8"?>
@@ -2724,6 +4787,34 @@
       <w:szCs w:val="20"/>
     </w:rPr>
   </w:style>
+  <w:style w:type="character" w:styleId="Hyperlink">
+    <w:name w:val="Hyperlink"/>
+    <w:basedOn w:val="DefaultParagraphFont"/>
+    <w:uiPriority w:val="99"/>
+    <w:unhideWhenUsed/>
+    <w:rsid w:val="00A77F08"/>
+    <w:rPr>
+      <w:color w:val="467886" w:themeColor="hyperlink"/>
+      <w:u w:val="single"/>
+    </w:rPr>
+  </w:style>
+  <w:style w:type="paragraph" w:styleId="NoSpacing">
+    <w:name w:val="No Spacing"/>
+    <w:link w:val="NoSpacingChar"/>
+    <w:uiPriority w:val="1"/>
+    <w:qFormat/>
+    <w:rsid w:val="00A77F08"/>
+    <w:pPr>
+      <w:spacing w:after="0" w:line="240" w:lineRule="auto"/>
+    </w:pPr>
+  </w:style>
+  <w:style w:type="character" w:customStyle="1" w:styleId="NoSpacingChar">
+    <w:name w:val="No Spacing Char"/>
+    <w:basedOn w:val="DefaultParagraphFont"/>
+    <w:link w:val="NoSpacing"/>
+    <w:uiPriority w:val="1"/>
+    <w:rsid w:val="00A77F08"/>
+  </w:style>
 </w:styles>
 </file>
 
